--- a/lr3/_output/lr3.docx
+++ b/lr3/_output/lr3.docx
@@ -230,7 +230,67 @@
         <w:t xml:space="preserve"> </w:t>
       </w:r>
       <w:r>
-        <w:t xml:space="preserve">— число одновременно обслуживаемых запросов каждого типа.</w:t>
+        <w:t xml:space="preserve">— число обслуживаемых запросов каждого типа;</w:t>
+      </w:r>
+    </w:p>
+    <w:p>
+      <w:pPr>
+        <w:pStyle w:val="BodyText"/>
+      </w:pPr>
+      <m:oMath>
+        <m:r>
+          <m:t>m</m:t>
+        </m:r>
+        <m:r>
+          <m:t>a</m:t>
+        </m:r>
+        <m:r>
+          <m:t>x</m:t>
+        </m:r>
+        <m:r>
+          <m:rPr>
+            <m:sty m:val="p"/>
+          </m:rPr>
+          <m:t>_</m:t>
+        </m:r>
+        <m:r>
+          <m:t>n</m:t>
+        </m:r>
+      </m:oMath>
+      <w:r>
+        <w:t xml:space="preserve">,</w:t>
+      </w:r>
+      <w:r>
+        <w:t xml:space="preserve"> </w:t>
+      </w:r>
+      <m:oMath>
+        <m:r>
+          <m:t>m</m:t>
+        </m:r>
+        <m:r>
+          <m:t>a</m:t>
+        </m:r>
+        <m:r>
+          <m:t>x</m:t>
+        </m:r>
+        <m:r>
+          <m:rPr>
+            <m:sty m:val="p"/>
+          </m:rPr>
+          <m:t>_</m:t>
+        </m:r>
+        <m:r>
+          <m:t>n</m:t>
+        </m:r>
+        <m:r>
+          <m:t>2</m:t>
+        </m:r>
+      </m:oMath>
+      <w:r>
+        <w:t xml:space="preserve"> </w:t>
+      </w:r>
+      <w:r>
+        <w:t xml:space="preserve">— верхние границы числа запросов первого и второго типов в рассчитываемой матрице.</w:t>
       </w:r>
     </w:p>
     <w:p>
@@ -242,7 +302,15 @@
           <w:b/>
           <w:bCs/>
         </w:rPr>
-        <w:t xml:space="preserve">Шаг 2: Расчет интенсивностей предложенной нагрузки</w:t>
+        <w:t xml:space="preserve">Шаг 2: Расчет предложенной нагрузки</w:t>
+      </w:r>
+    </w:p>
+    <w:p>
+      <w:pPr>
+        <w:pStyle w:val="BodyText"/>
+      </w:pPr>
+      <w:r>
+        <w:t xml:space="preserve">Интенсивности предложенной нагрузки для обоих типов запросов:</w:t>
       </w:r>
     </w:p>
     <w:p>
@@ -361,7 +429,7 @@
         <w:pStyle w:val="FirstParagraph"/>
       </w:pPr>
       <w:r>
-        <w:t xml:space="preserve">Определяем доли нагрузки, приходящиеся на единицу пропускной способности:</w:t>
+        <w:t xml:space="preserve">Доли нагрузки, приходящиеся на единицу пропускной способности:</w:t>
       </w:r>
     </w:p>
     <w:p>
@@ -419,6 +487,48 @@
             <m:rPr>
               <m:sty m:val="p"/>
             </m:rPr>
+            <m:t>=</m:t>
+          </m:r>
+          <m:f>
+            <m:fPr>
+              <m:type m:val="bar"/>
+            </m:fPr>
+            <m:num>
+              <m:sSub>
+                <m:e>
+                  <m:r>
+                    <m:t>λ</m:t>
+                  </m:r>
+                </m:e>
+                <m:sub>
+                  <m:r>
+                    <m:t>1</m:t>
+                  </m:r>
+                </m:sub>
+              </m:sSub>
+              <m:sSub>
+                <m:e>
+                  <m:r>
+                    <m:t>θ</m:t>
+                  </m:r>
+                </m:e>
+                <m:sub>
+                  <m:r>
+                    <m:t>1</m:t>
+                  </m:r>
+                </m:sub>
+              </m:sSub>
+            </m:num>
+            <m:den>
+              <m:r>
+                <m:t>C</m:t>
+              </m:r>
+            </m:den>
+          </m:f>
+          <m:r>
+            <m:rPr>
+              <m:sty m:val="p"/>
+            </m:rPr>
             <m:t>,</m:t>
           </m:r>
           <m:r>
@@ -470,67 +580,44 @@
             <m:rPr>
               <m:sty m:val="p"/>
             </m:rPr>
-            <m:t>.</m:t>
-          </m:r>
-        </m:oMath>
-      </m:oMathPara>
-    </w:p>
-    <w:p>
-      <w:pPr>
-        <w:pStyle w:val="FirstParagraph"/>
-      </w:pPr>
-      <w:r>
-        <w:t xml:space="preserve">Для существования стационарного распределения необходимо выполнение условия:</w:t>
-      </w:r>
-    </w:p>
-    <w:p>
-      <w:pPr>
-        <w:pStyle w:val="BodyText"/>
-      </w:pPr>
-      <m:oMathPara>
-        <m:oMathParaPr>
-          <m:jc m:val="center"/>
-        </m:oMathParaPr>
-        <m:oMath>
-          <m:sSub>
-            <m:e>
-              <m:r>
-                <m:t>a</m:t>
-              </m:r>
-            </m:e>
-            <m:sub>
-              <m:r>
-                <m:t>1</m:t>
-              </m:r>
-            </m:sub>
-          </m:sSub>
-          <m:r>
-            <m:rPr>
-              <m:sty m:val="p"/>
-            </m:rPr>
-            <m:t>+</m:t>
-          </m:r>
-          <m:sSub>
-            <m:e>
-              <m:r>
-                <m:t>a</m:t>
-              </m:r>
-            </m:e>
-            <m:sub>
-              <m:r>
-                <m:t>2</m:t>
-              </m:r>
-            </m:sub>
-          </m:sSub>
-          <m:r>
-            <m:rPr>
-              <m:sty m:val="p"/>
-            </m:rPr>
-            <m:t>&lt;</m:t>
-          </m:r>
-          <m:r>
-            <m:t>1</m:t>
-          </m:r>
+            <m:t>=</m:t>
+          </m:r>
+          <m:f>
+            <m:fPr>
+              <m:type m:val="bar"/>
+            </m:fPr>
+            <m:num>
+              <m:sSub>
+                <m:e>
+                  <m:r>
+                    <m:t>λ</m:t>
+                  </m:r>
+                </m:e>
+                <m:sub>
+                  <m:r>
+                    <m:t>2</m:t>
+                  </m:r>
+                </m:sub>
+              </m:sSub>
+              <m:sSub>
+                <m:e>
+                  <m:r>
+                    <m:t>θ</m:t>
+                  </m:r>
+                </m:e>
+                <m:sub>
+                  <m:r>
+                    <m:t>2</m:t>
+                  </m:r>
+                </m:sub>
+              </m:sSub>
+            </m:num>
+            <m:den>
+              <m:r>
+                <m:t>C</m:t>
+              </m:r>
+            </m:den>
+          </m:f>
           <m:r>
             <m:rPr>
               <m:sty m:val="p"/>
@@ -549,7 +636,7 @@
           <w:b/>
           <w:bCs/>
         </w:rPr>
-        <w:t xml:space="preserve">Шаг 3: Расчет вероятности нулевого состояния</w:t>
+        <w:t xml:space="preserve">Шаг 3: Расчет весов состояний системы</w:t>
       </w:r>
     </w:p>
     <w:p>
@@ -557,115 +644,7 @@
         <w:pStyle w:val="BodyText"/>
       </w:pPr>
       <w:r>
-        <w:t xml:space="preserve">Из условия нормировки распределения получаем:</w:t>
-      </w:r>
-    </w:p>
-    <w:p>
-      <w:pPr>
-        <w:pStyle w:val="BodyText"/>
-      </w:pPr>
-      <m:oMathPara>
-        <m:oMathParaPr>
-          <m:jc m:val="center"/>
-        </m:oMathParaPr>
-        <m:oMath>
-          <m:r>
-            <m:t>p</m:t>
-          </m:r>
-          <m:d>
-            <m:dPr>
-              <m:begChr m:val="("/>
-              <m:sepChr m:val=""/>
-              <m:endChr m:val=")"/>
-              <m:grow/>
-            </m:dPr>
-            <m:e>
-              <m:r>
-                <m:t>0</m:t>
-              </m:r>
-              <m:r>
-                <m:rPr>
-                  <m:sty m:val="p"/>
-                </m:rPr>
-                <m:t>,</m:t>
-              </m:r>
-              <m:r>
-                <m:t>0</m:t>
-              </m:r>
-            </m:e>
-          </m:d>
-          <m:r>
-            <m:rPr>
-              <m:sty m:val="p"/>
-            </m:rPr>
-            <m:t>=</m:t>
-          </m:r>
-          <m:r>
-            <m:t>1</m:t>
-          </m:r>
-          <m:r>
-            <m:rPr>
-              <m:sty m:val="p"/>
-            </m:rPr>
-            <m:t>−</m:t>
-          </m:r>
-          <m:sSub>
-            <m:e>
-              <m:r>
-                <m:t>a</m:t>
-              </m:r>
-            </m:e>
-            <m:sub>
-              <m:r>
-                <m:t>1</m:t>
-              </m:r>
-            </m:sub>
-          </m:sSub>
-          <m:r>
-            <m:rPr>
-              <m:sty m:val="p"/>
-            </m:rPr>
-            <m:t>−</m:t>
-          </m:r>
-          <m:sSub>
-            <m:e>
-              <m:r>
-                <m:t>a</m:t>
-              </m:r>
-            </m:e>
-            <m:sub>
-              <m:r>
-                <m:t>2</m:t>
-              </m:r>
-            </m:sub>
-          </m:sSub>
-          <m:r>
-            <m:rPr>
-              <m:sty m:val="p"/>
-            </m:rPr>
-            <m:t>.</m:t>
-          </m:r>
-        </m:oMath>
-      </m:oMathPara>
-    </w:p>
-    <w:p>
-      <w:pPr>
-        <w:pStyle w:val="FirstParagraph"/>
-      </w:pPr>
-      <w:r>
-        <w:rPr>
-          <w:b/>
-          <w:bCs/>
-        </w:rPr>
-        <w:t xml:space="preserve">Шаг 4: Расчет стационарного распределения вероятностей</w:t>
-      </w:r>
-    </w:p>
-    <w:p>
-      <w:pPr>
-        <w:pStyle w:val="BodyText"/>
-      </w:pPr>
-      <w:r>
-        <w:t xml:space="preserve">Для состояния</w:t>
+        <w:t xml:space="preserve">Для каждой пары</w:t>
       </w:r>
       <w:r>
         <w:t xml:space="preserve"> </w:t>
@@ -716,7 +695,7 @@
         <w:t xml:space="preserve"> </w:t>
       </w:r>
       <w:r>
-        <w:t xml:space="preserve">вероятность определяется по формуле:</w:t>
+        <w:t xml:space="preserve">вычисляется вес состояния по формуле (11.6) без нормирующего множителя:</w:t>
       </w:r>
     </w:p>
     <w:p>
@@ -729,7 +708,7 @@
         </m:oMathParaPr>
         <m:oMath>
           <m:r>
-            <m:t>p</m:t>
+            <m:t>w</m:t>
           </m:r>
           <m:d>
             <m:dPr>
@@ -924,6 +903,400 @@
             </m:sup>
           </m:sSubSup>
           <m:r>
+            <m:rPr>
+              <m:sty m:val="p"/>
+            </m:rPr>
+            <m:t>.</m:t>
+          </m:r>
+        </m:oMath>
+      </m:oMathPara>
+    </w:p>
+    <w:p>
+      <w:pPr>
+        <w:pStyle w:val="FirstParagraph"/>
+      </w:pPr>
+      <w:r>
+        <w:t xml:space="preserve">В программе рассматриваются состояния в пределах</w:t>
+      </w:r>
+      <w:r>
+        <w:t xml:space="preserve"> </w:t>
+      </w:r>
+      <m:oMath>
+        <m:r>
+          <m:t>0</m:t>
+        </m:r>
+        <m:r>
+          <m:rPr>
+            <m:sty m:val="p"/>
+          </m:rPr>
+          <m:t>≤</m:t>
+        </m:r>
+        <m:sSub>
+          <m:e>
+            <m:r>
+              <m:t>n</m:t>
+            </m:r>
+          </m:e>
+          <m:sub>
+            <m:r>
+              <m:t>1</m:t>
+            </m:r>
+          </m:sub>
+        </m:sSub>
+        <m:r>
+          <m:rPr>
+            <m:sty m:val="p"/>
+          </m:rPr>
+          <m:t>≤</m:t>
+        </m:r>
+        <m:r>
+          <m:t>m</m:t>
+        </m:r>
+        <m:r>
+          <m:t>a</m:t>
+        </m:r>
+        <m:r>
+          <m:t>x</m:t>
+        </m:r>
+        <m:r>
+          <m:rPr>
+            <m:sty m:val="p"/>
+          </m:rPr>
+          <m:t>_</m:t>
+        </m:r>
+        <m:r>
+          <m:t>n</m:t>
+        </m:r>
+      </m:oMath>
+      <w:r>
+        <w:t xml:space="preserve"> </w:t>
+      </w:r>
+      <w:r>
+        <w:t xml:space="preserve">и</w:t>
+      </w:r>
+      <w:r>
+        <w:t xml:space="preserve"> </w:t>
+      </w:r>
+      <m:oMath>
+        <m:r>
+          <m:t>0</m:t>
+        </m:r>
+        <m:r>
+          <m:rPr>
+            <m:sty m:val="p"/>
+          </m:rPr>
+          <m:t>≤</m:t>
+        </m:r>
+        <m:sSub>
+          <m:e>
+            <m:r>
+              <m:t>n</m:t>
+            </m:r>
+          </m:e>
+          <m:sub>
+            <m:r>
+              <m:t>2</m:t>
+            </m:r>
+          </m:sub>
+        </m:sSub>
+        <m:r>
+          <m:rPr>
+            <m:sty m:val="p"/>
+          </m:rPr>
+          <m:t>≤</m:t>
+        </m:r>
+        <m:r>
+          <m:t>m</m:t>
+        </m:r>
+        <m:r>
+          <m:t>a</m:t>
+        </m:r>
+        <m:r>
+          <m:t>x</m:t>
+        </m:r>
+        <m:r>
+          <m:rPr>
+            <m:sty m:val="p"/>
+          </m:rPr>
+          <m:t>_</m:t>
+        </m:r>
+        <m:r>
+          <m:t>n</m:t>
+        </m:r>
+        <m:r>
+          <m:t>2</m:t>
+        </m:r>
+      </m:oMath>
+      <w:r>
+        <w:t xml:space="preserve">. Веса записываются в двумерный массив</w:t>
+      </w:r>
+      <w:r>
+        <w:t xml:space="preserve"> </w:t>
+      </w:r>
+      <w:r>
+        <w:rPr>
+          <w:rStyle w:val="VerbatimChar"/>
+        </w:rPr>
+        <w:t xml:space="preserve">p</w:t>
+      </w:r>
+      <w:r>
+        <w:t xml:space="preserve"> </w:t>
+      </w:r>
+      <w:r>
+        <w:t xml:space="preserve">с помощью вложенных циклов.</w:t>
+      </w:r>
+    </w:p>
+    <w:p>
+      <w:pPr>
+        <w:pStyle w:val="BodyText"/>
+      </w:pPr>
+      <w:r>
+        <w:rPr>
+          <w:b/>
+          <w:bCs/>
+        </w:rPr>
+        <w:t xml:space="preserve">Шаг 4: Нормировка распределения вероятностей</w:t>
+      </w:r>
+    </w:p>
+    <w:p>
+      <w:pPr>
+        <w:pStyle w:val="BodyText"/>
+      </w:pPr>
+      <w:r>
+        <w:t xml:space="preserve">По аналогии с формулой (11.7) нормирующий множитель определяется по сумме весов рассчитанной конечной матрицы:</w:t>
+      </w:r>
+    </w:p>
+    <w:p>
+      <w:pPr>
+        <w:pStyle w:val="BodyText"/>
+      </w:pPr>
+      <m:oMathPara>
+        <m:oMathParaPr>
+          <m:jc m:val="center"/>
+        </m:oMathParaPr>
+        <m:oMath>
+          <m:sSub>
+            <m:e>
+              <m:r>
+                <m:t>p</m:t>
+              </m:r>
+            </m:e>
+            <m:sub>
+              <m:r>
+                <m:t>0</m:t>
+              </m:r>
+            </m:sub>
+          </m:sSub>
+          <m:r>
+            <m:rPr>
+              <m:sty m:val="p"/>
+            </m:rPr>
+            <m:t>=</m:t>
+          </m:r>
+          <m:sSup>
+            <m:e>
+              <m:d>
+                <m:dPr>
+                  <m:begChr m:val="("/>
+                  <m:sepChr m:val=""/>
+                  <m:endChr m:val=")"/>
+                  <m:grow/>
+                </m:dPr>
+                <m:e>
+                  <m:nary>
+                    <m:naryPr>
+                      <m:chr m:val="∑"/>
+                      <m:limLoc m:val="undOvr"/>
+                      <m:subHide m:val="off"/>
+                      <m:supHide m:val="off"/>
+                    </m:naryPr>
+                    <m:sub>
+                      <m:sSub>
+                        <m:e>
+                          <m:r>
+                            <m:t>n</m:t>
+                          </m:r>
+                        </m:e>
+                        <m:sub>
+                          <m:r>
+                            <m:t>1</m:t>
+                          </m:r>
+                        </m:sub>
+                      </m:sSub>
+                      <m:r>
+                        <m:rPr>
+                          <m:sty m:val="p"/>
+                        </m:rPr>
+                        <m:t>=</m:t>
+                      </m:r>
+                      <m:r>
+                        <m:t>0</m:t>
+                      </m:r>
+                    </m:sub>
+                    <m:sup>
+                      <m:r>
+                        <m:t>m</m:t>
+                      </m:r>
+                      <m:r>
+                        <m:t>a</m:t>
+                      </m:r>
+                      <m:r>
+                        <m:t>x</m:t>
+                      </m:r>
+                      <m:r>
+                        <m:rPr>
+                          <m:sty m:val="p"/>
+                        </m:rPr>
+                        <m:t>_</m:t>
+                      </m:r>
+                      <m:r>
+                        <m:t>n</m:t>
+                      </m:r>
+                    </m:sup>
+                    <m:e>
+                      <m:nary>
+                        <m:naryPr>
+                          <m:chr m:val="∑"/>
+                          <m:limLoc m:val="undOvr"/>
+                          <m:subHide m:val="off"/>
+                          <m:supHide m:val="off"/>
+                        </m:naryPr>
+                        <m:sub>
+                          <m:sSub>
+                            <m:e>
+                              <m:r>
+                                <m:t>n</m:t>
+                              </m:r>
+                            </m:e>
+                            <m:sub>
+                              <m:r>
+                                <m:t>2</m:t>
+                              </m:r>
+                            </m:sub>
+                          </m:sSub>
+                          <m:r>
+                            <m:rPr>
+                              <m:sty m:val="p"/>
+                            </m:rPr>
+                            <m:t>=</m:t>
+                          </m:r>
+                          <m:r>
+                            <m:t>0</m:t>
+                          </m:r>
+                        </m:sub>
+                        <m:sup>
+                          <m:r>
+                            <m:t>m</m:t>
+                          </m:r>
+                          <m:r>
+                            <m:t>a</m:t>
+                          </m:r>
+                          <m:r>
+                            <m:t>x</m:t>
+                          </m:r>
+                          <m:r>
+                            <m:rPr>
+                              <m:sty m:val="p"/>
+                            </m:rPr>
+                            <m:t>_</m:t>
+                          </m:r>
+                          <m:r>
+                            <m:t>n</m:t>
+                          </m:r>
+                          <m:r>
+                            <m:t>2</m:t>
+                          </m:r>
+                        </m:sup>
+                        <m:e>
+                          <m:r>
+                            <m:t>w</m:t>
+                          </m:r>
+                        </m:e>
+                      </m:nary>
+                    </m:e>
+                  </m:nary>
+                  <m:d>
+                    <m:dPr>
+                      <m:begChr m:val="("/>
+                      <m:sepChr m:val=""/>
+                      <m:endChr m:val=")"/>
+                      <m:grow/>
+                    </m:dPr>
+                    <m:e>
+                      <m:sSub>
+                        <m:e>
+                          <m:r>
+                            <m:t>n</m:t>
+                          </m:r>
+                        </m:e>
+                        <m:sub>
+                          <m:r>
+                            <m:t>1</m:t>
+                          </m:r>
+                        </m:sub>
+                      </m:sSub>
+                      <m:r>
+                        <m:rPr>
+                          <m:sty m:val="p"/>
+                        </m:rPr>
+                        <m:t>,</m:t>
+                      </m:r>
+                      <m:sSub>
+                        <m:e>
+                          <m:r>
+                            <m:t>n</m:t>
+                          </m:r>
+                        </m:e>
+                        <m:sub>
+                          <m:r>
+                            <m:t>2</m:t>
+                          </m:r>
+                        </m:sub>
+                      </m:sSub>
+                    </m:e>
+                  </m:d>
+                </m:e>
+              </m:d>
+            </m:e>
+            <m:sup>
+              <m:r>
+                <m:rPr>
+                  <m:sty m:val="p"/>
+                </m:rPr>
+                <m:t>−</m:t>
+              </m:r>
+              <m:r>
+                <m:t>1</m:t>
+              </m:r>
+            </m:sup>
+          </m:sSup>
+          <m:r>
+            <m:rPr>
+              <m:sty m:val="p"/>
+            </m:rPr>
+            <m:t>.</m:t>
+          </m:r>
+        </m:oMath>
+      </m:oMathPara>
+    </w:p>
+    <w:p>
+      <w:pPr>
+        <w:pStyle w:val="FirstParagraph"/>
+      </w:pPr>
+      <w:r>
+        <w:t xml:space="preserve">После этого для каждого состояния рассчитывается вероятность:</w:t>
+      </w:r>
+    </w:p>
+    <w:p>
+      <w:pPr>
+        <w:pStyle w:val="BodyText"/>
+      </w:pPr>
+      <m:oMathPara>
+        <m:oMathParaPr>
+          <m:jc m:val="center"/>
+        </m:oMathParaPr>
+        <m:oMath>
+          <m:r>
             <m:t>p</m:t>
           </m:r>
           <m:d>
@@ -934,24 +1307,106 @@
               <m:grow/>
             </m:dPr>
             <m:e>
-              <m:r>
-                <m:t>0</m:t>
-              </m:r>
+              <m:sSub>
+                <m:e>
+                  <m:r>
+                    <m:t>n</m:t>
+                  </m:r>
+                </m:e>
+                <m:sub>
+                  <m:r>
+                    <m:t>1</m:t>
+                  </m:r>
+                </m:sub>
+              </m:sSub>
               <m:r>
                 <m:rPr>
                   <m:sty m:val="p"/>
                 </m:rPr>
                 <m:t>,</m:t>
               </m:r>
-              <m:r>
-                <m:t>0</m:t>
-              </m:r>
+              <m:sSub>
+                <m:e>
+                  <m:r>
+                    <m:t>n</m:t>
+                  </m:r>
+                </m:e>
+                <m:sub>
+                  <m:r>
+                    <m:t>2</m:t>
+                  </m:r>
+                </m:sub>
+              </m:sSub>
             </m:e>
           </m:d>
           <m:r>
             <m:rPr>
               <m:sty m:val="p"/>
             </m:rPr>
+            <m:t>=</m:t>
+          </m:r>
+          <m:r>
+            <m:t>w</m:t>
+          </m:r>
+          <m:d>
+            <m:dPr>
+              <m:begChr m:val="("/>
+              <m:sepChr m:val=""/>
+              <m:endChr m:val=")"/>
+              <m:grow/>
+            </m:dPr>
+            <m:e>
+              <m:sSub>
+                <m:e>
+                  <m:r>
+                    <m:t>n</m:t>
+                  </m:r>
+                </m:e>
+                <m:sub>
+                  <m:r>
+                    <m:t>1</m:t>
+                  </m:r>
+                </m:sub>
+              </m:sSub>
+              <m:r>
+                <m:rPr>
+                  <m:sty m:val="p"/>
+                </m:rPr>
+                <m:t>,</m:t>
+              </m:r>
+              <m:sSub>
+                <m:e>
+                  <m:r>
+                    <m:t>n</m:t>
+                  </m:r>
+                </m:e>
+                <m:sub>
+                  <m:r>
+                    <m:t>2</m:t>
+                  </m:r>
+                </m:sub>
+              </m:sSub>
+            </m:e>
+          </m:d>
+          <m:r>
+            <m:t> </m:t>
+          </m:r>
+          <m:sSub>
+            <m:e>
+              <m:r>
+                <m:t>p</m:t>
+              </m:r>
+            </m:e>
+            <m:sub>
+              <m:r>
+                <m:t>0</m:t>
+              </m:r>
+            </m:sub>
+          </m:sSub>
+          <m:r>
+            <m:rPr>
+              <m:sty m:val="p"/>
+            </m:rPr>
             <m:t>.</m:t>
           </m:r>
         </m:oMath>
@@ -962,84 +1417,108 @@
         <w:pStyle w:val="FirstParagraph"/>
       </w:pPr>
       <w:r>
-        <w:t xml:space="preserve">В программе выводится таблица состояний при</w:t>
-      </w:r>
-      <w:r>
-        <w:t xml:space="preserve"> </w:t>
-      </w:r>
-      <m:oMath>
-        <m:sSub>
-          <m:e>
+        <w:t xml:space="preserve">В результате сумма вероятностей</w:t>
+      </w:r>
+      <w:r>
+        <w:t xml:space="preserve"> </w:t>
+      </w:r>
+      <w:r>
+        <w:rPr>
+          <w:b/>
+          <w:bCs/>
+        </w:rPr>
+        <w:t xml:space="preserve">в пределах выбранной матрицы</w:t>
+      </w:r>
+      <w:r>
+        <w:t xml:space="preserve"> </w:t>
+      </w:r>
+      <w:r>
+        <w:t xml:space="preserve">равна единице. Число рассчитываемых состояний составляет</w:t>
+      </w:r>
+      <w:r>
+        <w:t xml:space="preserve"> </w:t>
+      </w:r>
+      <m:oMath>
+        <m:d>
+          <m:dPr>
+            <m:begChr m:val="("/>
+            <m:sepChr m:val=""/>
+            <m:endChr m:val=")"/>
+            <m:grow/>
+          </m:dPr>
+          <m:e>
+            <m:r>
+              <m:t>m</m:t>
+            </m:r>
+            <m:r>
+              <m:t>a</m:t>
+            </m:r>
+            <m:r>
+              <m:t>x</m:t>
+            </m:r>
+            <m:r>
+              <m:rPr>
+                <m:sty m:val="p"/>
+              </m:rPr>
+              <m:t>_</m:t>
+            </m:r>
             <m:r>
               <m:t>n</m:t>
             </m:r>
-          </m:e>
-          <m:sub>
+            <m:r>
+              <m:rPr>
+                <m:sty m:val="p"/>
+              </m:rPr>
+              <m:t>+</m:t>
+            </m:r>
             <m:r>
               <m:t>1</m:t>
             </m:r>
-          </m:sub>
-        </m:sSub>
-        <m:r>
-          <m:rPr>
-            <m:sty m:val="p"/>
-          </m:rPr>
-          <m:t>,</m:t>
-        </m:r>
-        <m:sSub>
-          <m:e>
+          </m:e>
+        </m:d>
+        <m:d>
+          <m:dPr>
+            <m:begChr m:val="("/>
+            <m:sepChr m:val=""/>
+            <m:endChr m:val=")"/>
+            <m:grow/>
+          </m:dPr>
+          <m:e>
+            <m:r>
+              <m:t>m</m:t>
+            </m:r>
+            <m:r>
+              <m:t>a</m:t>
+            </m:r>
+            <m:r>
+              <m:t>x</m:t>
+            </m:r>
+            <m:r>
+              <m:rPr>
+                <m:sty m:val="p"/>
+              </m:rPr>
+              <m:t>_</m:t>
+            </m:r>
             <m:r>
               <m:t>n</m:t>
             </m:r>
-          </m:e>
-          <m:sub>
             <m:r>
               <m:t>2</m:t>
             </m:r>
-          </m:sub>
-        </m:sSub>
-        <m:r>
-          <m:rPr>
-            <m:sty m:val="p"/>
-          </m:rPr>
-          <m:t>=</m:t>
-        </m:r>
-        <m:r>
-          <m:t>0</m:t>
-        </m:r>
-        <m:r>
-          <m:rPr>
-            <m:sty m:val="p"/>
-          </m:rPr>
-          <m:t>,</m:t>
-        </m:r>
-        <m:r>
-          <m:t>1</m:t>
-        </m:r>
-        <m:r>
-          <m:rPr>
-            <m:sty m:val="p"/>
-          </m:rPr>
-          <m:t>,</m:t>
-        </m:r>
-        <m:r>
-          <m:rPr>
-            <m:sty m:val="p"/>
-          </m:rPr>
-          <m:t>…</m:t>
-        </m:r>
-        <m:r>
-          <m:rPr>
-            <m:sty m:val="p"/>
-          </m:rPr>
-          <m:t>,</m:t>
-        </m:r>
-        <m:r>
-          <m:t>8</m:t>
-        </m:r>
-      </m:oMath>
-      <w:r>
-        <w:t xml:space="preserve">. Остальные состояния в таблице не показаны, поскольку число запросов в модели не ограничено.</w:t>
+            <m:r>
+              <m:rPr>
+                <m:sty m:val="p"/>
+              </m:rPr>
+              <m:t>+</m:t>
+            </m:r>
+            <m:r>
+              <m:t>1</m:t>
+            </m:r>
+          </m:e>
+        </m:d>
+      </m:oMath>
+      <w:r>
+        <w:t xml:space="preserve">.</w:t>
       </w:r>
     </w:p>
     <w:p>
@@ -1059,7 +1538,7 @@
         <w:pStyle w:val="BodyText"/>
       </w:pPr>
       <w:r>
-        <w:t xml:space="preserve">В модели с эластичным трафиком запросы обоих типов принимаются в систему без блокировки:</w:t>
+        <w:t xml:space="preserve">В соответствии с формулой (11.8) методички вероятности блокировки обоих типов запросов принимаются равными нулю:</w:t>
       </w:r>
     </w:p>
     <w:p>
@@ -1136,7 +1615,7 @@
         <w:pStyle w:val="BodyText"/>
       </w:pPr>
       <w:r>
-        <w:t xml:space="preserve">Среднее число обслуживаемых запросов каждого типа:</w:t>
+        <w:t xml:space="preserve">В программе используются выражения, приведенные в пункте (11.9) методички:</w:t>
       </w:r>
     </w:p>
     <w:p>
@@ -1174,7 +1653,19 @@
               <m:sSub>
                 <m:e>
                   <m:r>
-                    <m:t>a</m:t>
+                    <m:t>λ</m:t>
+                  </m:r>
+                </m:e>
+                <m:sub>
+                  <m:r>
+                    <m:t>1</m:t>
+                  </m:r>
+                </m:sub>
+              </m:sSub>
+              <m:sSub>
+                <m:e>
+                  <m:r>
+                    <m:t>θ</m:t>
                   </m:r>
                 </m:e>
                 <m:sub>
@@ -1185,19 +1676,10 @@
               </m:sSub>
             </m:num>
             <m:den>
-              <m:r>
-                <m:t>1</m:t>
-              </m:r>
-              <m:r>
-                <m:rPr>
-                  <m:sty m:val="p"/>
-                </m:rPr>
-                <m:t>−</m:t>
-              </m:r>
               <m:sSub>
                 <m:e>
                   <m:r>
-                    <m:t>a</m:t>
+                    <m:t>λ</m:t>
                   </m:r>
                 </m:e>
                 <m:sub>
@@ -1206,16 +1688,40 @@
                   </m:r>
                 </m:sub>
               </m:sSub>
+              <m:sSub>
+                <m:e>
+                  <m:r>
+                    <m:t>θ</m:t>
+                  </m:r>
+                </m:e>
+                <m:sub>
+                  <m:r>
+                    <m:t>1</m:t>
+                  </m:r>
+                </m:sub>
+              </m:sSub>
               <m:r>
                 <m:rPr>
                   <m:sty m:val="p"/>
                 </m:rPr>
-                <m:t>−</m:t>
+                <m:t>+</m:t>
               </m:r>
               <m:sSub>
                 <m:e>
                   <m:r>
-                    <m:t>a</m:t>
+                    <m:t>λ</m:t>
+                  </m:r>
+                </m:e>
+                <m:sub>
+                  <m:r>
+                    <m:t>2</m:t>
+                  </m:r>
+                </m:sub>
+              </m:sSub>
+              <m:sSub>
+                <m:e>
+                  <m:r>
+                    <m:t>θ</m:t>
                   </m:r>
                 </m:e>
                 <m:sub>
@@ -1261,7 +1767,19 @@
               <m:sSub>
                 <m:e>
                   <m:r>
-                    <m:t>a</m:t>
+                    <m:t>λ</m:t>
+                  </m:r>
+                </m:e>
+                <m:sub>
+                  <m:r>
+                    <m:t>2</m:t>
+                  </m:r>
+                </m:sub>
+              </m:sSub>
+              <m:sSub>
+                <m:e>
+                  <m:r>
+                    <m:t>θ</m:t>
                   </m:r>
                 </m:e>
                 <m:sub>
@@ -1272,19 +1790,10 @@
               </m:sSub>
             </m:num>
             <m:den>
-              <m:r>
-                <m:t>1</m:t>
-              </m:r>
-              <m:r>
-                <m:rPr>
-                  <m:sty m:val="p"/>
-                </m:rPr>
-                <m:t>−</m:t>
-              </m:r>
               <m:sSub>
                 <m:e>
                   <m:r>
-                    <m:t>a</m:t>
+                    <m:t>λ</m:t>
                   </m:r>
                 </m:e>
                 <m:sub>
@@ -1293,16 +1802,40 @@
                   </m:r>
                 </m:sub>
               </m:sSub>
+              <m:sSub>
+                <m:e>
+                  <m:r>
+                    <m:t>θ</m:t>
+                  </m:r>
+                </m:e>
+                <m:sub>
+                  <m:r>
+                    <m:t>1</m:t>
+                  </m:r>
+                </m:sub>
+              </m:sSub>
               <m:r>
                 <m:rPr>
                   <m:sty m:val="p"/>
                 </m:rPr>
-                <m:t>−</m:t>
+                <m:t>+</m:t>
               </m:r>
               <m:sSub>
                 <m:e>
                   <m:r>
-                    <m:t>a</m:t>
+                    <m:t>λ</m:t>
+                  </m:r>
+                </m:e>
+                <m:sub>
+                  <m:r>
+                    <m:t>2</m:t>
+                  </m:r>
+                </m:sub>
+              </m:sSub>
+              <m:sSub>
+                <m:e>
+                  <m:r>
+                    <m:t>θ</m:t>
                   </m:r>
                 </m:e>
                 <m:sub>
@@ -1327,7 +1860,7 @@
         <w:pStyle w:val="FirstParagraph"/>
       </w:pPr>
       <w:r>
-        <w:t xml:space="preserve">Общее среднее число запросов:</w:t>
+        <w:t xml:space="preserve">Общее расчетное значение:</w:t>
       </w:r>
     </w:p>
     <w:p>
@@ -1404,7 +1937,7 @@
         <w:pStyle w:val="BodyText"/>
       </w:pPr>
       <w:r>
-        <w:t xml:space="preserve">По формуле Литтла:</w:t>
+        <w:t xml:space="preserve">По формуле (11.10) методички:</w:t>
       </w:r>
     </w:p>
     <w:p>
@@ -1536,60 +2069,141 @@
         </m:oMath>
       </m:oMathPara>
     </w:p>
+    <w:bookmarkEnd w:id="20"/>
+    <w:bookmarkEnd w:id="21"/>
+    <w:bookmarkStart w:id="38" w:name="задание-2"/>
+    <w:p>
+      <w:pPr>
+        <w:pStyle w:val="Heading1"/>
+      </w:pPr>
+      <w:r>
+        <w:t xml:space="preserve">Задание 2</w:t>
+      </w:r>
+    </w:p>
     <w:p>
       <w:pPr>
         <w:pStyle w:val="FirstParagraph"/>
       </w:pPr>
       <w:r>
-        <w:t xml:space="preserve">После подстановки выражений для</w:t>
-      </w:r>
-      <w:r>
-        <w:t xml:space="preserve"> </w:t>
-      </w:r>
-      <m:oMath>
-        <m:sSub>
-          <m:e>
-            <m:r>
-              <m:t>N</m:t>
-            </m:r>
-          </m:e>
-          <m:sub>
-            <m:r>
-              <m:t>1</m:t>
-            </m:r>
-          </m:sub>
-        </m:sSub>
-      </m:oMath>
-      <w:r>
-        <w:t xml:space="preserve"> </w:t>
-      </w:r>
-      <w:r>
-        <w:t xml:space="preserve">и</w:t>
-      </w:r>
-      <w:r>
-        <w:t xml:space="preserve"> </w:t>
-      </w:r>
-      <m:oMath>
-        <m:sSub>
-          <m:e>
-            <m:r>
-              <m:t>N</m:t>
-            </m:r>
-          </m:e>
-          <m:sub>
-            <m:r>
-              <m:t>2</m:t>
-            </m:r>
-          </m:sub>
-        </m:sSub>
-      </m:oMath>
-      <w:r>
-        <w:t xml:space="preserve">:</w:t>
+        <w:t xml:space="preserve">Программа</w:t>
+      </w:r>
+      <w:r>
+        <w:t xml:space="preserve"> </w:t>
+      </w:r>
+      <w:r>
+        <w:rPr>
+          <w:rStyle w:val="VerbatimChar"/>
+        </w:rPr>
+        <w:t xml:space="preserve">calculate_model</w:t>
+      </w:r>
+      <w:r>
+        <w:t xml:space="preserve"> </w:t>
+      </w:r>
+      <w:r>
+        <w:t xml:space="preserve">реализует расчет весов и нормированных вероятностей состояний двухсервисной модели с эластичным трафиком в выбранных пределах. Также определяются вероятности блокировки, расчетные значения среднего числа запросов и времени обслуживания каждого типа.</w:t>
       </w:r>
     </w:p>
     <w:p>
       <w:pPr>
         <w:pStyle w:val="BodyText"/>
+      </w:pPr>
+      <w:r>
+        <w:t xml:space="preserve">В программе используются следующие исходные значения:</w:t>
+      </w:r>
+    </w:p>
+    <w:p>
+      <w:pPr>
+        <w:pStyle w:val="BodyText"/>
+      </w:pPr>
+      <m:oMathPara>
+        <m:oMathParaPr>
+          <m:jc m:val="center"/>
+        </m:oMathParaPr>
+        <m:oMath>
+          <m:r>
+            <m:t>C</m:t>
+          </m:r>
+          <m:r>
+            <m:rPr>
+              <m:sty m:val="p"/>
+            </m:rPr>
+            <m:t>=</m:t>
+          </m:r>
+          <m:r>
+            <m:t>10</m:t>
+          </m:r>
+          <m:r>
+            <m:rPr>
+              <m:sty m:val="p"/>
+            </m:rPr>
+            <m:t>,</m:t>
+          </m:r>
+          <m:r>
+            <m:t>  </m:t>
+          </m:r>
+          <m:sSub>
+            <m:e>
+              <m:r>
+                <m:t>λ</m:t>
+              </m:r>
+            </m:e>
+            <m:sub>
+              <m:r>
+                <m:t>1</m:t>
+              </m:r>
+            </m:sub>
+          </m:sSub>
+          <m:r>
+            <m:rPr>
+              <m:sty m:val="p"/>
+            </m:rPr>
+            <m:t>=</m:t>
+          </m:r>
+          <m:r>
+            <m:t>6</m:t>
+          </m:r>
+          <m:r>
+            <m:rPr>
+              <m:sty m:val="p"/>
+            </m:rPr>
+            <m:t>,</m:t>
+          </m:r>
+          <m:r>
+            <m:t>  </m:t>
+          </m:r>
+          <m:sSub>
+            <m:e>
+              <m:r>
+                <m:t>λ</m:t>
+              </m:r>
+            </m:e>
+            <m:sub>
+              <m:r>
+                <m:t>2</m:t>
+              </m:r>
+            </m:sub>
+          </m:sSub>
+          <m:r>
+            <m:rPr>
+              <m:sty m:val="p"/>
+            </m:rPr>
+            <m:t>=</m:t>
+          </m:r>
+          <m:r>
+            <m:t>9</m:t>
+          </m:r>
+          <m:r>
+            <m:rPr>
+              <m:sty m:val="p"/>
+            </m:rPr>
+            <m:t>,</m:t>
+          </m:r>
+        </m:oMath>
+      </m:oMathPara>
+    </w:p>
+    <w:p>
+      <w:pPr>
+        <w:pStyle w:val="FirstParagraph"/>
       </w:pPr>
       <m:oMathPara>
         <m:oMathParaPr>
@@ -1599,7 +2213,7 @@
           <m:sSub>
             <m:e>
               <m:r>
-                <m:t>T</m:t>
+                <m:t>θ</m:t>
               </m:r>
             </m:e>
             <m:sub>
@@ -1614,79 +2228,9 @@
             </m:rPr>
             <m:t>=</m:t>
           </m:r>
-          <m:f>
-            <m:fPr>
-              <m:type m:val="bar"/>
-            </m:fPr>
-            <m:num>
-              <m:sSub>
-                <m:e>
-                  <m:r>
-                    <m:t>θ</m:t>
-                  </m:r>
-                </m:e>
-                <m:sub>
-                  <m:r>
-                    <m:t>1</m:t>
-                  </m:r>
-                </m:sub>
-              </m:sSub>
-            </m:num>
-            <m:den>
-              <m:r>
-                <m:t>C</m:t>
-              </m:r>
-              <m:d>
-                <m:dPr>
-                  <m:begChr m:val="("/>
-                  <m:sepChr m:val=""/>
-                  <m:endChr m:val=")"/>
-                  <m:grow/>
-                </m:dPr>
-                <m:e>
-                  <m:r>
-                    <m:t>1</m:t>
-                  </m:r>
-                  <m:r>
-                    <m:rPr>
-                      <m:sty m:val="p"/>
-                    </m:rPr>
-                    <m:t>−</m:t>
-                  </m:r>
-                  <m:sSub>
-                    <m:e>
-                      <m:r>
-                        <m:t>a</m:t>
-                      </m:r>
-                    </m:e>
-                    <m:sub>
-                      <m:r>
-                        <m:t>1</m:t>
-                      </m:r>
-                    </m:sub>
-                  </m:sSub>
-                  <m:r>
-                    <m:rPr>
-                      <m:sty m:val="p"/>
-                    </m:rPr>
-                    <m:t>−</m:t>
-                  </m:r>
-                  <m:sSub>
-                    <m:e>
-                      <m:r>
-                        <m:t>a</m:t>
-                      </m:r>
-                    </m:e>
-                    <m:sub>
-                      <m:r>
-                        <m:t>2</m:t>
-                      </m:r>
-                    </m:sub>
-                  </m:sSub>
-                </m:e>
-              </m:d>
-            </m:den>
-          </m:f>
+          <m:r>
+            <m:t>5</m:t>
+          </m:r>
           <m:r>
             <m:rPr>
               <m:sty m:val="p"/>
@@ -1699,7 +2243,7 @@
           <m:sSub>
             <m:e>
               <m:r>
-                <m:t>T</m:t>
+                <m:t>θ</m:t>
               </m:r>
             </m:e>
             <m:sub>
@@ -1714,84 +2258,14 @@
             </m:rPr>
             <m:t>=</m:t>
           </m:r>
-          <m:f>
-            <m:fPr>
-              <m:type m:val="bar"/>
-            </m:fPr>
-            <m:num>
-              <m:sSub>
-                <m:e>
-                  <m:r>
-                    <m:t>θ</m:t>
-                  </m:r>
-                </m:e>
-                <m:sub>
-                  <m:r>
-                    <m:t>2</m:t>
-                  </m:r>
-                </m:sub>
-              </m:sSub>
-            </m:num>
-            <m:den>
-              <m:r>
-                <m:t>C</m:t>
-              </m:r>
-              <m:d>
-                <m:dPr>
-                  <m:begChr m:val="("/>
-                  <m:sepChr m:val=""/>
-                  <m:endChr m:val=")"/>
-                  <m:grow/>
-                </m:dPr>
-                <m:e>
-                  <m:r>
-                    <m:t>1</m:t>
-                  </m:r>
-                  <m:r>
-                    <m:rPr>
-                      <m:sty m:val="p"/>
-                    </m:rPr>
-                    <m:t>−</m:t>
-                  </m:r>
-                  <m:sSub>
-                    <m:e>
-                      <m:r>
-                        <m:t>a</m:t>
-                      </m:r>
-                    </m:e>
-                    <m:sub>
-                      <m:r>
-                        <m:t>1</m:t>
-                      </m:r>
-                    </m:sub>
-                  </m:sSub>
-                  <m:r>
-                    <m:rPr>
-                      <m:sty m:val="p"/>
-                    </m:rPr>
-                    <m:t>−</m:t>
-                  </m:r>
-                  <m:sSub>
-                    <m:e>
-                      <m:r>
-                        <m:t>a</m:t>
-                      </m:r>
-                    </m:e>
-                    <m:sub>
-                      <m:r>
-                        <m:t>2</m:t>
-                      </m:r>
-                    </m:sub>
-                  </m:sSub>
-                </m:e>
-              </m:d>
-            </m:den>
-          </m:f>
-          <m:r>
-            <m:rPr>
-              <m:sty m:val="p"/>
-            </m:rPr>
-            <m:t>.</m:t>
+          <m:r>
+            <m:t>7</m:t>
+          </m:r>
+          <m:r>
+            <m:rPr>
+              <m:sty m:val="p"/>
+            </m:rPr>
+            <m:t>,</m:t>
           </m:r>
         </m:oMath>
       </m:oMathPara>
@@ -1799,264 +2273,6 @@
     <w:p>
       <w:pPr>
         <w:pStyle w:val="FirstParagraph"/>
-      </w:pPr>
-      <w:r>
-        <w:t xml:space="preserve">При нулевой интенсивности какого-либо типа среднее время определяется по последней формуле как предельное значение.</w:t>
-      </w:r>
-    </w:p>
-    <w:bookmarkEnd w:id="20"/>
-    <w:bookmarkEnd w:id="21"/>
-    <w:bookmarkStart w:id="38" w:name="задание-2"/>
-    <w:p>
-      <w:pPr>
-        <w:pStyle w:val="Heading1"/>
-      </w:pPr>
-      <w:r>
-        <w:t xml:space="preserve">Задание 2</w:t>
-      </w:r>
-    </w:p>
-    <w:p>
-      <w:pPr>
-        <w:pStyle w:val="FirstParagraph"/>
-      </w:pPr>
-      <w:r>
-        <w:t xml:space="preserve">Программа реализует расчет вероятностных характеристик двухсервисной модели с эластичным трафиком. Для заданных исходных параметров рассчитываются доли нагрузки</w:t>
-      </w:r>
-      <w:r>
-        <w:t xml:space="preserve"> </w:t>
-      </w:r>
-      <m:oMath>
-        <m:sSub>
-          <m:e>
-            <m:r>
-              <m:t>a</m:t>
-            </m:r>
-          </m:e>
-          <m:sub>
-            <m:r>
-              <m:t>1</m:t>
-            </m:r>
-          </m:sub>
-        </m:sSub>
-      </m:oMath>
-      <w:r>
-        <w:t xml:space="preserve"> </w:t>
-      </w:r>
-      <w:r>
-        <w:t xml:space="preserve">и</w:t>
-      </w:r>
-      <w:r>
-        <w:t xml:space="preserve"> </w:t>
-      </w:r>
-      <m:oMath>
-        <m:sSub>
-          <m:e>
-            <m:r>
-              <m:t>a</m:t>
-            </m:r>
-          </m:e>
-          <m:sub>
-            <m:r>
-              <m:t>2</m:t>
-            </m:r>
-          </m:sub>
-        </m:sSub>
-      </m:oMath>
-      <w:r>
-        <w:t xml:space="preserve">, стационарные вероятности состояний</w:t>
-      </w:r>
-      <w:r>
-        <w:t xml:space="preserve"> </w:t>
-      </w:r>
-      <m:oMath>
-        <m:r>
-          <m:t>p</m:t>
-        </m:r>
-        <m:d>
-          <m:dPr>
-            <m:begChr m:val="("/>
-            <m:sepChr m:val=""/>
-            <m:endChr m:val=")"/>
-            <m:grow/>
-          </m:dPr>
-          <m:e>
-            <m:sSub>
-              <m:e>
-                <m:r>
-                  <m:t>n</m:t>
-                </m:r>
-              </m:e>
-              <m:sub>
-                <m:r>
-                  <m:t>1</m:t>
-                </m:r>
-              </m:sub>
-            </m:sSub>
-            <m:r>
-              <m:rPr>
-                <m:sty m:val="p"/>
-              </m:rPr>
-              <m:t>,</m:t>
-            </m:r>
-            <m:sSub>
-              <m:e>
-                <m:r>
-                  <m:t>n</m:t>
-                </m:r>
-              </m:e>
-              <m:sub>
-                <m:r>
-                  <m:t>2</m:t>
-                </m:r>
-              </m:sub>
-            </m:sSub>
-          </m:e>
-        </m:d>
-      </m:oMath>
-      <w:r>
-        <w:t xml:space="preserve">, вероятности блокировки</w:t>
-      </w:r>
-      <w:r>
-        <w:t xml:space="preserve"> </w:t>
-      </w:r>
-      <m:oMath>
-        <m:sSub>
-          <m:e>
-            <m:r>
-              <m:t>E</m:t>
-            </m:r>
-          </m:e>
-          <m:sub>
-            <m:r>
-              <m:t>1</m:t>
-            </m:r>
-          </m:sub>
-        </m:sSub>
-      </m:oMath>
-      <w:r>
-        <w:t xml:space="preserve"> </w:t>
-      </w:r>
-      <w:r>
-        <w:t xml:space="preserve">и</w:t>
-      </w:r>
-      <w:r>
-        <w:t xml:space="preserve"> </w:t>
-      </w:r>
-      <m:oMath>
-        <m:sSub>
-          <m:e>
-            <m:r>
-              <m:t>E</m:t>
-            </m:r>
-          </m:e>
-          <m:sub>
-            <m:r>
-              <m:t>2</m:t>
-            </m:r>
-          </m:sub>
-        </m:sSub>
-      </m:oMath>
-      <w:r>
-        <w:t xml:space="preserve">, среднее число запросов</w:t>
-      </w:r>
-      <w:r>
-        <w:t xml:space="preserve"> </w:t>
-      </w:r>
-      <m:oMath>
-        <m:sSub>
-          <m:e>
-            <m:r>
-              <m:t>N</m:t>
-            </m:r>
-          </m:e>
-          <m:sub>
-            <m:r>
-              <m:t>1</m:t>
-            </m:r>
-          </m:sub>
-        </m:sSub>
-      </m:oMath>
-      <w:r>
-        <w:t xml:space="preserve"> </w:t>
-      </w:r>
-      <w:r>
-        <w:t xml:space="preserve">и</w:t>
-      </w:r>
-      <w:r>
-        <w:t xml:space="preserve"> </w:t>
-      </w:r>
-      <m:oMath>
-        <m:sSub>
-          <m:e>
-            <m:r>
-              <m:t>N</m:t>
-            </m:r>
-          </m:e>
-          <m:sub>
-            <m:r>
-              <m:t>2</m:t>
-            </m:r>
-          </m:sub>
-        </m:sSub>
-      </m:oMath>
-      <w:r>
-        <w:t xml:space="preserve">, а также среднее время обслуживания</w:t>
-      </w:r>
-      <w:r>
-        <w:t xml:space="preserve"> </w:t>
-      </w:r>
-      <m:oMath>
-        <m:sSub>
-          <m:e>
-            <m:r>
-              <m:t>T</m:t>
-            </m:r>
-          </m:e>
-          <m:sub>
-            <m:r>
-              <m:t>1</m:t>
-            </m:r>
-          </m:sub>
-        </m:sSub>
-      </m:oMath>
-      <w:r>
-        <w:t xml:space="preserve"> </w:t>
-      </w:r>
-      <w:r>
-        <w:t xml:space="preserve">и</w:t>
-      </w:r>
-      <w:r>
-        <w:t xml:space="preserve"> </w:t>
-      </w:r>
-      <m:oMath>
-        <m:sSub>
-          <m:e>
-            <m:r>
-              <m:t>T</m:t>
-            </m:r>
-          </m:e>
-          <m:sub>
-            <m:r>
-              <m:t>2</m:t>
-            </m:r>
-          </m:sub>
-        </m:sSub>
-      </m:oMath>
-      <w:r>
-        <w:t xml:space="preserve">.</w:t>
-      </w:r>
-    </w:p>
-    <w:p>
-      <w:pPr>
-        <w:pStyle w:val="BodyText"/>
-      </w:pPr>
-      <w:r>
-        <w:t xml:space="preserve">В программе используются следующие исходные данные:</w:t>
-      </w:r>
-    </w:p>
-    <w:p>
-      <w:pPr>
-        <w:pStyle w:val="BodyText"/>
       </w:pPr>
       <m:oMathPara>
         <m:oMathParaPr>
@@ -2064,7 +2280,22 @@
         </m:oMathParaPr>
         <m:oMath>
           <m:r>
-            <m:t>C</m:t>
+            <m:t>m</m:t>
+          </m:r>
+          <m:r>
+            <m:t>a</m:t>
+          </m:r>
+          <m:r>
+            <m:t>x</m:t>
+          </m:r>
+          <m:r>
+            <m:rPr>
+              <m:sty m:val="p"/>
+            </m:rPr>
+            <m:t>_</m:t>
+          </m:r>
+          <m:r>
+            <m:t>n</m:t>
           </m:r>
           <m:r>
             <m:rPr>
@@ -2073,7 +2304,7 @@
             <m:t>=</m:t>
           </m:r>
           <m:r>
-            <m:t>10</m:t>
+            <m:t>8</m:t>
           </m:r>
           <m:r>
             <m:rPr>
@@ -2084,18 +2315,27 @@
           <m:r>
             <m:t>  </m:t>
           </m:r>
-          <m:sSub>
-            <m:e>
-              <m:r>
-                <m:t>λ</m:t>
-              </m:r>
-            </m:e>
-            <m:sub>
-              <m:r>
-                <m:t>1</m:t>
-              </m:r>
-            </m:sub>
-          </m:sSub>
+          <m:r>
+            <m:t>m</m:t>
+          </m:r>
+          <m:r>
+            <m:t>a</m:t>
+          </m:r>
+          <m:r>
+            <m:t>x</m:t>
+          </m:r>
+          <m:r>
+            <m:rPr>
+              <m:sty m:val="p"/>
+            </m:rPr>
+            <m:t>_</m:t>
+          </m:r>
+          <m:r>
+            <m:t>n</m:t>
+          </m:r>
+          <m:r>
+            <m:t>2</m:t>
+          </m:r>
           <m:r>
             <m:rPr>
               <m:sty m:val="p"/>
@@ -2103,139 +2343,7 @@
             <m:t>=</m:t>
           </m:r>
           <m:r>
-            <m:t>3</m:t>
-          </m:r>
-          <m:r>
-            <m:rPr>
-              <m:sty m:val="p"/>
-            </m:rPr>
-            <m:t>,</m:t>
-          </m:r>
-          <m:r>
-            <m:t>  </m:t>
-          </m:r>
-          <m:sSub>
-            <m:e>
-              <m:r>
-                <m:t>λ</m:t>
-              </m:r>
-            </m:e>
-            <m:sub>
-              <m:r>
-                <m:t>2</m:t>
-              </m:r>
-            </m:sub>
-          </m:sSub>
-          <m:r>
-            <m:rPr>
-              <m:sty m:val="p"/>
-            </m:rPr>
-            <m:t>=</m:t>
-          </m:r>
-          <m:r>
-            <m:t>2</m:t>
-          </m:r>
-          <m:r>
-            <m:rPr>
-              <m:sty m:val="p"/>
-            </m:rPr>
-            <m:t>,</m:t>
-          </m:r>
-        </m:oMath>
-      </m:oMathPara>
-    </w:p>
-    <w:p>
-      <w:pPr>
-        <w:pStyle w:val="FirstParagraph"/>
-      </w:pPr>
-      <m:oMathPara>
-        <m:oMathParaPr>
-          <m:jc m:val="center"/>
-        </m:oMathParaPr>
-        <m:oMath>
-          <m:sSub>
-            <m:e>
-              <m:r>
-                <m:t>θ</m:t>
-              </m:r>
-            </m:e>
-            <m:sub>
-              <m:r>
-                <m:t>1</m:t>
-              </m:r>
-            </m:sub>
-          </m:sSub>
-          <m:r>
-            <m:rPr>
-              <m:sty m:val="p"/>
-            </m:rPr>
-            <m:t>=</m:t>
-          </m:r>
-          <m:r>
-            <m:t>1</m:t>
-          </m:r>
-          <m:r>
-            <m:rPr>
-              <m:sty m:val="p"/>
-            </m:rPr>
-            <m:t>,</m:t>
-          </m:r>
-          <m:r>
-            <m:t>  </m:t>
-          </m:r>
-          <m:sSub>
-            <m:e>
-              <m:r>
-                <m:t>θ</m:t>
-              </m:r>
-            </m:e>
-            <m:sub>
-              <m:r>
-                <m:t>2</m:t>
-              </m:r>
-            </m:sub>
-          </m:sSub>
-          <m:r>
-            <m:rPr>
-              <m:sty m:val="p"/>
-            </m:rPr>
-            <m:t>=</m:t>
-          </m:r>
-          <m:r>
-            <m:t>2</m:t>
-          </m:r>
-          <m:r>
-            <m:rPr>
-              <m:sty m:val="p"/>
-            </m:rPr>
-            <m:t>,</m:t>
-          </m:r>
-          <m:r>
-            <m:t>  </m:t>
-          </m:r>
-          <m:sSub>
-            <m:e>
-              <m:r>
-                <m:t>n</m:t>
-              </m:r>
-            </m:e>
-            <m:sub>
-              <m:r>
-                <m:rPr>
-                  <m:sty m:val="p"/>
-                </m:rPr>
-                <m:t>max</m:t>
-              </m:r>
-            </m:sub>
-          </m:sSub>
-          <m:r>
-            <m:rPr>
-              <m:sty m:val="p"/>
-            </m:rPr>
-            <m:t>=</m:t>
-          </m:r>
-          <m:r>
-            <m:t>8</m:t>
+            <m:t>5</m:t>
           </m:r>
           <m:r>
             <m:rPr>
@@ -2268,7 +2376,7 @@
             <w:r>
               <w:drawing>
                 <wp:inline>
-                  <wp:extent cx="3012141" cy="1544490"/>
+                  <wp:extent cx="3357922" cy="1713539"/>
                   <wp:effectExtent b="0" l="0" r="0" t="0"/>
                   <wp:docPr descr="" title="" id="23" name="Picture"/>
                   <a:graphic>
@@ -2289,7 +2397,7 @@
                         <pic:spPr bwMode="auto">
                           <a:xfrm>
                             <a:off x="0" y="0"/>
-                            <a:ext cx="3012141" cy="1544490"/>
+                            <a:ext cx="3357922" cy="1713539"/>
                           </a:xfrm>
                           <a:prstGeom prst="rect">
                             <a:avLst/>
@@ -2330,7 +2438,7 @@
         <w:pStyle w:val="BodyText"/>
       </w:pPr>
       <w:r>
-        <w:t xml:space="preserve">Основные расчеты выполняются в функции</w:t>
+        <w:t xml:space="preserve">Основные вычисления выполняются функцией</w:t>
       </w:r>
       <w:r>
         <w:t xml:space="preserve"> </w:t>
@@ -2342,7 +2450,7 @@
         <w:t xml:space="preserve">calculate_model</w:t>
       </w:r>
       <w:r>
-        <w:t xml:space="preserve">. Сначала определяются нагрузки</w:t>
+        <w:t xml:space="preserve">. Сначала рассчитываются доли нагрузки</w:t>
       </w:r>
       <w:r>
         <w:t xml:space="preserve"> </w:t>
@@ -2385,90 +2493,7 @@
         </m:sSub>
       </m:oMath>
       <w:r>
-        <w:t xml:space="preserve"> </w:t>
-      </w:r>
-      <w:r>
-        <w:t xml:space="preserve">и проверяется условие устойчивости</w:t>
-      </w:r>
-      <w:r>
-        <w:t xml:space="preserve"> </w:t>
-      </w:r>
-      <m:oMath>
-        <m:sSub>
-          <m:e>
-            <m:r>
-              <m:t>a</m:t>
-            </m:r>
-          </m:e>
-          <m:sub>
-            <m:r>
-              <m:t>1</m:t>
-            </m:r>
-          </m:sub>
-        </m:sSub>
-        <m:r>
-          <m:rPr>
-            <m:sty m:val="p"/>
-          </m:rPr>
-          <m:t>+</m:t>
-        </m:r>
-        <m:sSub>
-          <m:e>
-            <m:r>
-              <m:t>a</m:t>
-            </m:r>
-          </m:e>
-          <m:sub>
-            <m:r>
-              <m:t>2</m:t>
-            </m:r>
-          </m:sub>
-        </m:sSub>
-        <m:r>
-          <m:rPr>
-            <m:sty m:val="p"/>
-          </m:rPr>
-          <m:t>&lt;</m:t>
-        </m:r>
-        <m:r>
-          <m:t>1</m:t>
-        </m:r>
-      </m:oMath>
-      <w:r>
-        <w:t xml:space="preserve">. Если оно не выполняется, программа сообщает о перегрузке системы. Затем находится вероятность пустого состояния</w:t>
-      </w:r>
-      <w:r>
-        <w:t xml:space="preserve"> </w:t>
-      </w:r>
-      <m:oMath>
-        <m:r>
-          <m:t>p</m:t>
-        </m:r>
-        <m:d>
-          <m:dPr>
-            <m:begChr m:val="("/>
-            <m:sepChr m:val=""/>
-            <m:endChr m:val=")"/>
-            <m:grow/>
-          </m:dPr>
-          <m:e>
-            <m:r>
-              <m:t>0</m:t>
-            </m:r>
-            <m:r>
-              <m:rPr>
-                <m:sty m:val="p"/>
-              </m:rPr>
-              <m:t>,</m:t>
-            </m:r>
-            <m:r>
-              <m:t>0</m:t>
-            </m:r>
-          </m:e>
-        </m:d>
-      </m:oMath>
-      <w:r>
-        <w:t xml:space="preserve">, создается матрица</w:t>
+        <w:t xml:space="preserve">. Затем создается матрица</w:t>
       </w:r>
       <w:r>
         <w:t xml:space="preserve"> </w:t>
@@ -2483,70 +2508,27 @@
         <w:t xml:space="preserve"> </w:t>
       </w:r>
       <w:r>
-        <w:t xml:space="preserve">и с помощью двух вложенных циклов рассчитываются вероятности состояний от</w:t>
-      </w:r>
-      <w:r>
-        <w:t xml:space="preserve"> </w:t>
-      </w:r>
-      <m:oMath>
-        <m:d>
-          <m:dPr>
-            <m:begChr m:val="("/>
-            <m:sepChr m:val=""/>
-            <m:endChr m:val=")"/>
-            <m:grow/>
-          </m:dPr>
-          <m:e>
-            <m:r>
-              <m:t>0</m:t>
-            </m:r>
-            <m:r>
-              <m:rPr>
-                <m:sty m:val="p"/>
-              </m:rPr>
-              <m:t>,</m:t>
-            </m:r>
-            <m:r>
-              <m:t>0</m:t>
-            </m:r>
-          </m:e>
-        </m:d>
-      </m:oMath>
-      <w:r>
-        <w:t xml:space="preserve"> </w:t>
-      </w:r>
-      <w:r>
-        <w:t xml:space="preserve">до</w:t>
-      </w:r>
-      <w:r>
-        <w:t xml:space="preserve"> </w:t>
-      </w:r>
-      <m:oMath>
-        <m:d>
-          <m:dPr>
-            <m:begChr m:val="("/>
-            <m:sepChr m:val=""/>
-            <m:endChr m:val=")"/>
-            <m:grow/>
-          </m:dPr>
-          <m:e>
-            <m:r>
-              <m:t>8</m:t>
-            </m:r>
-            <m:r>
-              <m:rPr>
-                <m:sty m:val="p"/>
-              </m:rPr>
-              <m:t>,</m:t>
-            </m:r>
-            <m:r>
-              <m:t>8</m:t>
-            </m:r>
-          </m:e>
-        </m:d>
-      </m:oMath>
-      <w:r>
-        <w:t xml:space="preserve">. В конце функция определяет</w:t>
+        <w:t xml:space="preserve">размером</w:t>
+      </w:r>
+      <w:r>
+        <w:t xml:space="preserve"> </w:t>
+      </w:r>
+      <m:oMath>
+        <m:r>
+          <m:t>9</m:t>
+        </m:r>
+        <m:r>
+          <m:rPr>
+            <m:sty m:val="p"/>
+          </m:rPr>
+          <m:t>×</m:t>
+        </m:r>
+        <m:r>
+          <m:t>6</m:t>
+        </m:r>
+      </m:oMath>
+      <w:r>
+        <w:t xml:space="preserve">, заполненная нулями. С помощью двух вложенных циклов рассчитываются веса состояний по формуле (11.6), после чего они нормируются делением на общую сумму. Далее определяются</w:t>
       </w:r>
       <w:r>
         <w:t xml:space="preserve"> </w:t>
@@ -2694,7 +2676,7 @@
             <w:r>
               <w:drawing>
                 <wp:inline>
-                  <wp:extent cx="4533900" cy="3264623"/>
+                  <wp:extent cx="4533900" cy="3457022"/>
                   <wp:effectExtent b="0" l="0" r="0" t="0"/>
                   <wp:docPr descr="" title="" id="27" name="Picture"/>
                   <a:graphic>
@@ -2715,7 +2697,7 @@
                         <pic:spPr bwMode="auto">
                           <a:xfrm>
                             <a:off x="0" y="0"/>
-                            <a:ext cx="4533900" cy="3264623"/>
+                            <a:ext cx="4533900" cy="3457022"/>
                           </a:xfrm>
                           <a:prstGeom prst="rect">
                             <a:avLst/>
@@ -2756,20 +2738,50 @@
         <w:pStyle w:val="BodyText"/>
       </w:pPr>
       <w:r>
-        <w:t xml:space="preserve">После вызова функции программа выводит вероятности состояний</w:t>
-      </w:r>
-      <w:r>
-        <w:t xml:space="preserve"> </w:t>
-      </w:r>
-      <w:r>
-        <w:rPr>
-          <w:b/>
-          <w:bCs/>
-        </w:rPr>
-        <w:t xml:space="preserve">по отдельности</w:t>
-      </w:r>
-      <w:r>
-        <w:t xml:space="preserve">, в виде</w:t>
+        <w:t xml:space="preserve">После вызова функции программа выводит значения</w:t>
+      </w:r>
+      <w:r>
+        <w:t xml:space="preserve"> </w:t>
+      </w:r>
+      <m:oMath>
+        <m:sSub>
+          <m:e>
+            <m:r>
+              <m:t>a</m:t>
+            </m:r>
+          </m:e>
+          <m:sub>
+            <m:r>
+              <m:t>1</m:t>
+            </m:r>
+          </m:sub>
+        </m:sSub>
+      </m:oMath>
+      <w:r>
+        <w:t xml:space="preserve"> </w:t>
+      </w:r>
+      <w:r>
+        <w:t xml:space="preserve">и</w:t>
+      </w:r>
+      <w:r>
+        <w:t xml:space="preserve"> </w:t>
+      </w:r>
+      <m:oMath>
+        <m:sSub>
+          <m:e>
+            <m:r>
+              <m:t>a</m:t>
+            </m:r>
+          </m:e>
+          <m:sub>
+            <m:r>
+              <m:t>2</m:t>
+            </m:r>
+          </m:sub>
+        </m:sSub>
+      </m:oMath>
+      <w:r>
+        <w:t xml:space="preserve">, число рассчитанных состояний и распределение вероятностей в формате</w:t>
       </w:r>
       <w:r>
         <w:t xml:space="preserve"> </w:t>
@@ -2781,7 +2793,58 @@
         <w:t xml:space="preserve">p(n1, n2) = значение</w:t>
       </w:r>
       <w:r>
-        <w:t xml:space="preserve">. Циклы перебирают значения</w:t>
+        <w:t xml:space="preserve">. Для каждой пары</w:t>
+      </w:r>
+      <w:r>
+        <w:t xml:space="preserve"> </w:t>
+      </w:r>
+      <m:oMath>
+        <m:d>
+          <m:dPr>
+            <m:begChr m:val="("/>
+            <m:sepChr m:val=""/>
+            <m:endChr m:val=")"/>
+            <m:grow/>
+          </m:dPr>
+          <m:e>
+            <m:sSub>
+              <m:e>
+                <m:r>
+                  <m:t>n</m:t>
+                </m:r>
+              </m:e>
+              <m:sub>
+                <m:r>
+                  <m:t>1</m:t>
+                </m:r>
+              </m:sub>
+            </m:sSub>
+            <m:r>
+              <m:rPr>
+                <m:sty m:val="p"/>
+              </m:rPr>
+              <m:t>,</m:t>
+            </m:r>
+            <m:sSub>
+              <m:e>
+                <m:r>
+                  <m:t>n</m:t>
+                </m:r>
+              </m:e>
+              <m:sub>
+                <m:r>
+                  <m:t>2</m:t>
+                </m:r>
+              </m:sub>
+            </m:sSub>
+          </m:e>
+        </m:d>
+      </m:oMath>
+      <w:r>
+        <w:t xml:space="preserve"> </w:t>
+      </w:r>
+      <w:r>
+        <w:t xml:space="preserve">выводится отдельная строка. Поскольку</w:t>
       </w:r>
       <w:r>
         <w:t xml:space="preserve"> </w:t>
@@ -2804,7 +2867,7 @@
         <w:t xml:space="preserve"> </w:t>
       </w:r>
       <w:r>
-        <w:t xml:space="preserve">и</w:t>
+        <w:t xml:space="preserve">изменяется от 0 до 8, а</w:t>
       </w:r>
       <w:r>
         <w:t xml:space="preserve"> </w:t>
@@ -2827,39 +2890,98 @@
         <w:t xml:space="preserve"> </w:t>
       </w:r>
       <w:r>
-        <w:t xml:space="preserve">от 0 до 8 включительно, поэтому всего выводится</w:t>
-      </w:r>
-      <w:r>
-        <w:t xml:space="preserve"> </w:t>
-      </w:r>
-      <m:oMath>
-        <m:r>
-          <m:t>9</m:t>
-        </m:r>
-        <m:r>
-          <m:rPr>
-            <m:sty m:val="p"/>
-          </m:rPr>
-          <m:t>⋅</m:t>
-        </m:r>
-        <m:r>
-          <m:t>9</m:t>
-        </m:r>
-        <m:r>
-          <m:rPr>
-            <m:sty m:val="p"/>
-          </m:rPr>
-          <m:t>=</m:t>
-        </m:r>
-        <m:r>
-          <m:t>81</m:t>
-        </m:r>
-      </m:oMath>
-      <w:r>
-        <w:t xml:space="preserve"> </w:t>
-      </w:r>
-      <w:r>
-        <w:t xml:space="preserve">вероятность. Для удобства значения показываются с восемью знаками после запятой.</w:t>
+        <w:t xml:space="preserve">— от 0 до 5, общее число состояний составляет:</w:t>
+      </w:r>
+    </w:p>
+    <w:p>
+      <w:pPr>
+        <w:pStyle w:val="BodyText"/>
+      </w:pPr>
+      <m:oMathPara>
+        <m:oMathParaPr>
+          <m:jc m:val="center"/>
+        </m:oMathParaPr>
+        <m:oMath>
+          <m:d>
+            <m:dPr>
+              <m:begChr m:val="("/>
+              <m:sepChr m:val=""/>
+              <m:endChr m:val=")"/>
+              <m:grow/>
+            </m:dPr>
+            <m:e>
+              <m:r>
+                <m:t>8</m:t>
+              </m:r>
+              <m:r>
+                <m:rPr>
+                  <m:sty m:val="p"/>
+                </m:rPr>
+                <m:t>+</m:t>
+              </m:r>
+              <m:r>
+                <m:t>1</m:t>
+              </m:r>
+            </m:e>
+          </m:d>
+          <m:d>
+            <m:dPr>
+              <m:begChr m:val="("/>
+              <m:sepChr m:val=""/>
+              <m:endChr m:val=")"/>
+              <m:grow/>
+            </m:dPr>
+            <m:e>
+              <m:r>
+                <m:t>5</m:t>
+              </m:r>
+              <m:r>
+                <m:rPr>
+                  <m:sty m:val="p"/>
+                </m:rPr>
+                <m:t>+</m:t>
+              </m:r>
+              <m:r>
+                <m:t>1</m:t>
+              </m:r>
+            </m:e>
+          </m:d>
+          <m:r>
+            <m:rPr>
+              <m:sty m:val="p"/>
+            </m:rPr>
+            <m:t>=</m:t>
+          </m:r>
+          <m:r>
+            <m:t>54</m:t>
+          </m:r>
+          <m:r>
+            <m:rPr>
+              <m:sty m:val="p"/>
+            </m:rPr>
+            <m:t>.</m:t>
+          </m:r>
+        </m:oMath>
+      </m:oMathPara>
+    </w:p>
+    <w:p>
+      <w:pPr>
+        <w:pStyle w:val="FirstParagraph"/>
+      </w:pPr>
+      <w:r>
+        <w:t xml:space="preserve">Вероятности отображаются в научной записи с помощью формата</w:t>
+      </w:r>
+      <w:r>
+        <w:t xml:space="preserve"> </w:t>
+      </w:r>
+      <w:r>
+        <w:rPr>
+          <w:rStyle w:val="VerbatimChar"/>
+        </w:rPr>
+        <w:t xml:space="preserve">.8e</w:t>
+      </w:r>
+      <w:r>
+        <w:t xml:space="preserve">, что удобно для очень малых чисел.</w:t>
       </w:r>
     </w:p>
     <w:tbl>
@@ -2884,7 +3006,7 @@
             <w:r>
               <w:drawing>
                 <wp:inline>
-                  <wp:extent cx="4000500" cy="2538248"/>
+                  <wp:extent cx="3972645" cy="2781620"/>
                   <wp:effectExtent b="0" l="0" r="0" t="0"/>
                   <wp:docPr descr="" title="" id="31" name="Picture"/>
                   <a:graphic>
@@ -2905,7 +3027,7 @@
                         <pic:spPr bwMode="auto">
                           <a:xfrm>
                             <a:off x="0" y="0"/>
-                            <a:ext cx="4000500" cy="2538248"/>
+                            <a:ext cx="3972645" cy="2781620"/>
                           </a:xfrm>
                           <a:prstGeom prst="rect">
                             <a:avLst/>
@@ -2934,7 +3056,7 @@
               <w:pStyle w:val="ImageCaption"/>
             </w:pPr>
             <w:r>
-              <w:t xml:space="preserve">Рисунок 3: Начало вывода вероятностей состояний p(n1, n2)</w:t>
+              <w:t xml:space="preserve">Рисунок 3: Начало вывода распределения вероятностей</w:t>
             </w:r>
           </w:p>
           <w:bookmarkEnd w:id="33"/>
@@ -2946,7 +3068,7 @@
         <w:pStyle w:val="BodyText"/>
       </w:pPr>
       <w:r>
-        <w:t xml:space="preserve">В конце вывода программа показывает сумму рассчитанных вероятностей, вероятности блокировки, среднее число запросов и среднее время обслуживания каждого типа.</w:t>
+        <w:t xml:space="preserve">В конце вывода отображаются последние вероятности, сумма значений в матрице и расчетные вероятностные характеристики.</w:t>
       </w:r>
     </w:p>
     <w:tbl>
@@ -2971,7 +3093,7 @@
             <w:r>
               <w:drawing>
                 <wp:inline>
-                  <wp:extent cx="3857384" cy="2804672"/>
+                  <wp:extent cx="3918857" cy="2597203"/>
                   <wp:effectExtent b="0" l="0" r="0" t="0"/>
                   <wp:docPr descr="" title="" id="35" name="Picture"/>
                   <a:graphic>
@@ -2992,7 +3114,7 @@
                         <pic:spPr bwMode="auto">
                           <a:xfrm>
                             <a:off x="0" y="0"/>
-                            <a:ext cx="3857384" cy="2804672"/>
+                            <a:ext cx="3918857" cy="2597203"/>
                           </a:xfrm>
                           <a:prstGeom prst="rect">
                             <a:avLst/>
@@ -3033,7 +3155,7 @@
         <w:pStyle w:val="BodyText"/>
       </w:pPr>
       <w:r>
-        <w:t xml:space="preserve">Для заданных исходных данных получены следующие нагрузки:</w:t>
+        <w:t xml:space="preserve">Для выбранных параметров предложенная нагрузка и ее доли равны:</w:t>
       </w:r>
     </w:p>
     <w:p>
@@ -3048,6 +3170,111 @@
           <m:sSub>
             <m:e>
               <m:r>
+                <m:t>ρ</m:t>
+              </m:r>
+            </m:e>
+            <m:sub>
+              <m:r>
+                <m:t>1</m:t>
+              </m:r>
+            </m:sub>
+          </m:sSub>
+          <m:r>
+            <m:rPr>
+              <m:sty m:val="p"/>
+            </m:rPr>
+            <m:t>=</m:t>
+          </m:r>
+          <m:r>
+            <m:t>6</m:t>
+          </m:r>
+          <m:r>
+            <m:rPr>
+              <m:sty m:val="p"/>
+            </m:rPr>
+            <m:t>⋅</m:t>
+          </m:r>
+          <m:r>
+            <m:t>5</m:t>
+          </m:r>
+          <m:r>
+            <m:rPr>
+              <m:sty m:val="p"/>
+            </m:rPr>
+            <m:t>=</m:t>
+          </m:r>
+          <m:r>
+            <m:t>30</m:t>
+          </m:r>
+          <m:r>
+            <m:rPr>
+              <m:sty m:val="p"/>
+            </m:rPr>
+            <m:t>,</m:t>
+          </m:r>
+          <m:r>
+            <m:t>  </m:t>
+          </m:r>
+          <m:sSub>
+            <m:e>
+              <m:r>
+                <m:t>ρ</m:t>
+              </m:r>
+            </m:e>
+            <m:sub>
+              <m:r>
+                <m:t>2</m:t>
+              </m:r>
+            </m:sub>
+          </m:sSub>
+          <m:r>
+            <m:rPr>
+              <m:sty m:val="p"/>
+            </m:rPr>
+            <m:t>=</m:t>
+          </m:r>
+          <m:r>
+            <m:t>9</m:t>
+          </m:r>
+          <m:r>
+            <m:rPr>
+              <m:sty m:val="p"/>
+            </m:rPr>
+            <m:t>⋅</m:t>
+          </m:r>
+          <m:r>
+            <m:t>7</m:t>
+          </m:r>
+          <m:r>
+            <m:rPr>
+              <m:sty m:val="p"/>
+            </m:rPr>
+            <m:t>=</m:t>
+          </m:r>
+          <m:r>
+            <m:t>63</m:t>
+          </m:r>
+          <m:r>
+            <m:rPr>
+              <m:sty m:val="p"/>
+            </m:rPr>
+            <m:t>,</m:t>
+          </m:r>
+        </m:oMath>
+      </m:oMathPara>
+    </w:p>
+    <w:p>
+      <w:pPr>
+        <w:pStyle w:val="FirstParagraph"/>
+      </w:pPr>
+      <m:oMathPara>
+        <m:oMathParaPr>
+          <m:jc m:val="center"/>
+        </m:oMathParaPr>
+        <m:oMath>
+          <m:sSub>
+            <m:e>
+              <m:r>
                 <m:t>a</m:t>
               </m:r>
             </m:e>
@@ -3069,7 +3296,7 @@
             </m:fPr>
             <m:num>
               <m:r>
-                <m:t>3</m:t>
+                <m:t>6</m:t>
               </m:r>
               <m:r>
                 <m:rPr>
@@ -3078,7 +3305,7 @@
                 <m:t>⋅</m:t>
               </m:r>
               <m:r>
-                <m:t>1</m:t>
+                <m:t>5</m:t>
               </m:r>
             </m:num>
             <m:den>
@@ -3094,7 +3321,7 @@
             <m:t>=</m:t>
           </m:r>
           <m:r>
-            <m:t>0.3</m:t>
+            <m:t>3</m:t>
           </m:r>
           <m:r>
             <m:rPr>
@@ -3129,7 +3356,7 @@
             </m:fPr>
             <m:num>
               <m:r>
-                <m:t>2</m:t>
+                <m:t>9</m:t>
               </m:r>
               <m:r>
                 <m:rPr>
@@ -3138,7 +3365,7 @@
                 <m:t>⋅</m:t>
               </m:r>
               <m:r>
-                <m:t>2</m:t>
+                <m:t>7</m:t>
               </m:r>
             </m:num>
             <m:den>
@@ -3154,7 +3381,7 @@
             <m:t>=</m:t>
           </m:r>
           <m:r>
-            <m:t>0.4</m:t>
+            <m:t>6.3</m:t>
           </m:r>
           <m:r>
             <m:rPr>
@@ -3170,45 +3397,17 @@
         <w:pStyle w:val="FirstParagraph"/>
       </w:pPr>
       <w:r>
-        <w:t xml:space="preserve">Условие устойчивости выполняется:</w:t>
-      </w:r>
-      <w:r>
-        <w:t xml:space="preserve"> </w:t>
-      </w:r>
-      <m:oMath>
-        <m:r>
-          <m:t>0.3</m:t>
-        </m:r>
-        <m:r>
-          <m:rPr>
-            <m:sty m:val="p"/>
-          </m:rPr>
-          <m:t>+</m:t>
-        </m:r>
-        <m:r>
-          <m:t>0.4</m:t>
-        </m:r>
-        <m:r>
-          <m:rPr>
-            <m:sty m:val="p"/>
-          </m:rPr>
-          <m:t>=</m:t>
-        </m:r>
-        <m:r>
-          <m:t>0.7</m:t>
-        </m:r>
-        <m:r>
-          <m:rPr>
-            <m:sty m:val="p"/>
-          </m:rPr>
-          <m:t>&lt;</m:t>
-        </m:r>
-        <m:r>
-          <m:t>1</m:t>
-        </m:r>
-      </m:oMath>
-      <w:r>
-        <w:t xml:space="preserve">. Вероятность пустой системы:</w:t>
+        <w:rPr>
+          <w:b/>
+          <w:bCs/>
+        </w:rPr>
+        <w:t xml:space="preserve">1. Распределение вероятностей.</w:t>
+      </w:r>
+      <w:r>
+        <w:t xml:space="preserve"> </w:t>
+      </w:r>
+      <w:r>
+        <w:t xml:space="preserve">По результатам программы вероятность нулевого состояния в нормированной матрице составляет:</w:t>
       </w:r>
     </w:p>
     <w:p>
@@ -3249,38 +3448,35 @@
             <m:rPr>
               <m:sty m:val="p"/>
             </m:rPr>
-            <m:t>=</m:t>
-          </m:r>
-          <m:r>
-            <m:t>1</m:t>
-          </m:r>
-          <m:r>
-            <m:rPr>
-              <m:sty m:val="p"/>
-            </m:rPr>
-            <m:t>−</m:t>
-          </m:r>
-          <m:r>
-            <m:t>0.3</m:t>
-          </m:r>
-          <m:r>
-            <m:rPr>
-              <m:sty m:val="p"/>
-            </m:rPr>
-            <m:t>−</m:t>
-          </m:r>
-          <m:r>
-            <m:t>0.4</m:t>
-          </m:r>
-          <m:r>
-            <m:rPr>
-              <m:sty m:val="p"/>
-            </m:rPr>
-            <m:t>=</m:t>
-          </m:r>
-          <m:r>
-            <m:t>0.3</m:t>
-          </m:r>
+            <m:t>≈</m:t>
+          </m:r>
+          <m:r>
+            <m:t>8.92973301</m:t>
+          </m:r>
+          <m:r>
+            <m:rPr>
+              <m:sty m:val="p"/>
+            </m:rPr>
+            <m:t>⋅</m:t>
+          </m:r>
+          <m:sSup>
+            <m:e>
+              <m:r>
+                <m:t>10</m:t>
+              </m:r>
+            </m:e>
+            <m:sup>
+              <m:r>
+                <m:rPr>
+                  <m:sty m:val="p"/>
+                </m:rPr>
+                <m:t>−</m:t>
+              </m:r>
+              <m:r>
+                <m:t>12</m:t>
+              </m:r>
+            </m:sup>
+          </m:sSup>
           <m:r>
             <m:rPr>
               <m:sty m:val="p"/>
@@ -3295,25 +3491,12 @@
         <w:pStyle w:val="FirstParagraph"/>
       </w:pPr>
       <w:r>
-        <w:rPr>
-          <w:b/>
-          <w:bCs/>
-        </w:rPr>
-        <w:t xml:space="preserve">1. Распределение вероятностей.</w:t>
-      </w:r>
-      <w:r>
-        <w:t xml:space="preserve"> </w:t>
-      </w:r>
-      <w:r>
-        <w:t xml:space="preserve">Например, получены значения</w:t>
-      </w:r>
-      <w:r>
-        <w:t xml:space="preserve"> </w:t>
-      </w:r>
-      <m:oMath>
-        <m:r>
-          <m:t>p</m:t>
-        </m:r>
+        <w:t xml:space="preserve">Наибольшая вероятность в рассчитанной матрице соответствует состоянию</w:t>
+      </w:r>
+      <w:r>
+        <w:t xml:space="preserve"> </w:t>
+      </w:r>
+      <m:oMath>
         <m:d>
           <m:dPr>
             <m:begChr m:val="("/>
@@ -3323,7 +3506,7 @@
           </m:dPr>
           <m:e>
             <m:r>
-              <m:t>0</m:t>
+              <m:t>8</m:t>
             </m:r>
             <m:r>
               <m:rPr>
@@ -3332,103 +3515,101 @@
               <m:t>,</m:t>
             </m:r>
             <m:r>
-              <m:t>0</m:t>
+              <m:t>5</m:t>
             </m:r>
           </m:e>
         </m:d>
-        <m:r>
-          <m:rPr>
-            <m:sty m:val="p"/>
-          </m:rPr>
-          <m:t>=</m:t>
-        </m:r>
-        <m:r>
-          <m:t>0.30000000</m:t>
-        </m:r>
-      </m:oMath>
-      <w:r>
-        <w:t xml:space="preserve">,</w:t>
-      </w:r>
-      <w:r>
-        <w:t xml:space="preserve"> </w:t>
-      </w:r>
-      <m:oMath>
-        <m:r>
-          <m:t>p</m:t>
-        </m:r>
-        <m:d>
-          <m:dPr>
-            <m:begChr m:val="("/>
-            <m:sepChr m:val=""/>
-            <m:endChr m:val=")"/>
-            <m:grow/>
-          </m:dPr>
-          <m:e>
-            <m:r>
-              <m:t>0</m:t>
-            </m:r>
-            <m:r>
-              <m:rPr>
-                <m:sty m:val="p"/>
-              </m:rPr>
-              <m:t>,</m:t>
-            </m:r>
+      </m:oMath>
+      <w:r>
+        <w:t xml:space="preserve">:</w:t>
+      </w:r>
+    </w:p>
+    <w:p>
+      <w:pPr>
+        <w:pStyle w:val="BodyText"/>
+      </w:pPr>
+      <m:oMathPara>
+        <m:oMathParaPr>
+          <m:jc m:val="center"/>
+        </m:oMathParaPr>
+        <m:oMath>
+          <m:r>
+            <m:t>p</m:t>
+          </m:r>
+          <m:d>
+            <m:dPr>
+              <m:begChr m:val="("/>
+              <m:sepChr m:val=""/>
+              <m:endChr m:val=")"/>
+              <m:grow/>
+            </m:dPr>
+            <m:e>
+              <m:r>
+                <m:t>8</m:t>
+              </m:r>
+              <m:r>
+                <m:rPr>
+                  <m:sty m:val="p"/>
+                </m:rPr>
+                <m:t>,</m:t>
+              </m:r>
+              <m:r>
+                <m:t>5</m:t>
+              </m:r>
+            </m:e>
+          </m:d>
+          <m:r>
+            <m:rPr>
+              <m:sty m:val="p"/>
+            </m:rPr>
+            <m:t>≈</m:t>
+          </m:r>
+          <m:r>
+            <m:t>0.74832423</m:t>
+          </m:r>
+          <m:r>
+            <m:rPr>
+              <m:sty m:val="p"/>
+            </m:rPr>
+            <m:t>.</m:t>
+          </m:r>
+        </m:oMath>
+      </m:oMathPara>
+    </w:p>
+    <w:p>
+      <w:pPr>
+        <w:pStyle w:val="FirstParagraph"/>
+      </w:pPr>
+      <w:r>
+        <w:t xml:space="preserve">Сумма всех 54 вероятностей равна</w:t>
+      </w:r>
+      <w:r>
+        <w:t xml:space="preserve"> </w:t>
+      </w:r>
+      <m:oMath>
+        <m:r>
+          <m:t>1.000000</m:t>
+        </m:r>
+      </m:oMath>
+      <w:r>
+        <w:t xml:space="preserve">, так как выполняется нормировка по выбранному диапазону состояний. Большая часть веса сосредоточена в состояниях с большими значениями</w:t>
+      </w:r>
+      <w:r>
+        <w:t xml:space="preserve"> </w:t>
+      </w:r>
+      <m:oMath>
+        <m:sSub>
+          <m:e>
+            <m:r>
+              <m:t>n</m:t>
+            </m:r>
+          </m:e>
+          <m:sub>
             <m:r>
               <m:t>1</m:t>
             </m:r>
-          </m:e>
-        </m:d>
-        <m:r>
-          <m:rPr>
-            <m:sty m:val="p"/>
-          </m:rPr>
-          <m:t>=</m:t>
-        </m:r>
-        <m:r>
-          <m:t>0.12000000</m:t>
-        </m:r>
-      </m:oMath>
-      <w:r>
-        <w:t xml:space="preserve">,</w:t>
-      </w:r>
-      <w:r>
-        <w:t xml:space="preserve"> </w:t>
-      </w:r>
-      <m:oMath>
-        <m:r>
-          <m:t>p</m:t>
-        </m:r>
-        <m:d>
-          <m:dPr>
-            <m:begChr m:val="("/>
-            <m:sepChr m:val=""/>
-            <m:endChr m:val=")"/>
-            <m:grow/>
-          </m:dPr>
-          <m:e>
-            <m:r>
-              <m:t>1</m:t>
-            </m:r>
-            <m:r>
-              <m:rPr>
-                <m:sty m:val="p"/>
-              </m:rPr>
-              <m:t>,</m:t>
-            </m:r>
-            <m:r>
-              <m:t>0</m:t>
-            </m:r>
-          </m:e>
-        </m:d>
-        <m:r>
-          <m:rPr>
-            <m:sty m:val="p"/>
-          </m:rPr>
-          <m:t>=</m:t>
-        </m:r>
-        <m:r>
-          <m:t>0.09000000</m:t>
-        </m:r>
+          </m:sub>
+        </m:sSub>
       </m:oMath>
       <w:r>
         <w:t xml:space="preserve"> </w:t>
@@ -3440,59 +3621,6 @@
         <w:t xml:space="preserve"> </w:t>
       </w:r>
       <m:oMath>
-        <m:r>
-          <m:t>p</m:t>
-        </m:r>
-        <m:d>
-          <m:dPr>
-            <m:begChr m:val="("/>
-            <m:sepChr m:val=""/>
-            <m:endChr m:val=")"/>
-            <m:grow/>
-          </m:dPr>
-          <m:e>
-            <m:r>
-              <m:t>1</m:t>
-            </m:r>
-            <m:r>
-              <m:rPr>
-                <m:sty m:val="p"/>
-              </m:rPr>
-              <m:t>,</m:t>
-            </m:r>
-            <m:r>
-              <m:t>1</m:t>
-            </m:r>
-          </m:e>
-        </m:d>
-        <m:r>
-          <m:rPr>
-            <m:sty m:val="p"/>
-          </m:rPr>
-          <m:t>=</m:t>
-        </m:r>
-        <m:r>
-          <m:t>0.07200000</m:t>
-        </m:r>
-      </m:oMath>
-      <w:r>
-        <w:t xml:space="preserve">. Вероятность каждого состояния определяется числом находящихся в системе запросов обоих типов. Сумма 81 показанной вероятности составляет</w:t>
-      </w:r>
-      <w:r>
-        <w:t xml:space="preserve"> </w:t>
-      </w:r>
-      <m:oMath>
-        <m:r>
-          <m:t>0.992201</m:t>
-        </m:r>
-      </m:oMath>
-      <w:r>
-        <w:t xml:space="preserve">. Она меньше единицы, так как при</w:t>
-      </w:r>
-      <w:r>
-        <w:t xml:space="preserve"> </w:t>
-      </w:r>
-      <m:oMath>
         <m:sSub>
           <m:e>
             <m:r>
@@ -3501,89 +3629,13 @@
           </m:e>
           <m:sub>
             <m:r>
-              <m:rPr>
-                <m:sty m:val="p"/>
-              </m:rPr>
-              <m:t>max</m:t>
-            </m:r>
-          </m:sub>
-        </m:sSub>
-        <m:r>
-          <m:rPr>
-            <m:sty m:val="p"/>
-          </m:rPr>
-          <m:t>=</m:t>
-        </m:r>
-        <m:r>
-          <m:t>8</m:t>
-        </m:r>
-      </m:oMath>
-      <w:r>
-        <w:t xml:space="preserve"> </w:t>
-      </w:r>
-      <w:r>
-        <w:t xml:space="preserve">в вывод не входят состояния с</w:t>
-      </w:r>
-      <w:r>
-        <w:t xml:space="preserve"> </w:t>
-      </w:r>
-      <m:oMath>
-        <m:sSub>
-          <m:e>
-            <m:r>
-              <m:t>n</m:t>
-            </m:r>
-          </m:e>
-          <m:sub>
-            <m:r>
-              <m:t>1</m:t>
-            </m:r>
-          </m:sub>
-        </m:sSub>
-        <m:r>
-          <m:rPr>
-            <m:sty m:val="p"/>
-          </m:rPr>
-          <m:t>&gt;</m:t>
-        </m:r>
-        <m:r>
-          <m:t>8</m:t>
-        </m:r>
-      </m:oMath>
-      <w:r>
-        <w:t xml:space="preserve"> </w:t>
-      </w:r>
-      <w:r>
-        <w:t xml:space="preserve">или</w:t>
-      </w:r>
-      <w:r>
-        <w:t xml:space="preserve"> </w:t>
-      </w:r>
-      <m:oMath>
-        <m:sSub>
-          <m:e>
-            <m:r>
-              <m:t>n</m:t>
-            </m:r>
-          </m:e>
-          <m:sub>
-            <m:r>
               <m:t>2</m:t>
             </m:r>
           </m:sub>
         </m:sSub>
-        <m:r>
-          <m:rPr>
-            <m:sty m:val="p"/>
-          </m:rPr>
-          <m:t>&gt;</m:t>
-        </m:r>
-        <m:r>
-          <m:t>8</m:t>
-        </m:r>
-      </m:oMath>
-      <w:r>
-        <w:t xml:space="preserve">. Полное распределение по всем возможным состояниям нормировано на 1.</w:t>
+      </m:oMath>
+      <w:r>
+        <w:t xml:space="preserve">.</w:t>
       </w:r>
     </w:p>
     <w:p>
@@ -3601,7 +3653,7 @@
         <w:t xml:space="preserve"> </w:t>
       </w:r>
       <w:r>
-        <w:t xml:space="preserve">Получено</w:t>
+        <w:t xml:space="preserve">По принятому алгоритму</w:t>
       </w:r>
       <w:r>
         <w:t xml:space="preserve"> </w:t>
@@ -3648,7 +3700,7 @@
         </m:r>
       </m:oMath>
       <w:r>
-        <w:t xml:space="preserve">. Новые запросы не блокируются, но при увеличении числа активных запросов скорость передачи данных каждого из них уменьшается.</w:t>
+        <w:t xml:space="preserve">.</w:t>
       </w:r>
     </w:p>
     <w:p>
@@ -3660,13 +3712,13 @@
           <w:b/>
           <w:bCs/>
         </w:rPr>
-        <w:t xml:space="preserve">3. Среднее число запросов.</w:t>
-      </w:r>
-      <w:r>
-        <w:t xml:space="preserve"> </w:t>
-      </w:r>
-      <w:r>
-        <w:t xml:space="preserve">Результаты расчета:</w:t>
+        <w:t xml:space="preserve">3. Расчетные значения среднего числа запросов.</w:t>
+      </w:r>
+      <w:r>
+        <w:t xml:space="preserve"> </w:t>
+      </w:r>
+      <w:r>
+        <w:t xml:space="preserve">По используемым формулам получено:</w:t>
       </w:r>
     </w:p>
     <w:p>
@@ -3696,8 +3748,29 @@
             </m:rPr>
             <m:t>=</m:t>
           </m:r>
-          <m:r>
-            <m:t>1.000000</m:t>
+          <m:f>
+            <m:fPr>
+              <m:type m:val="bar"/>
+            </m:fPr>
+            <m:num>
+              <m:r>
+                <m:t>30</m:t>
+              </m:r>
+            </m:num>
+            <m:den>
+              <m:r>
+                <m:t>93</m:t>
+              </m:r>
+            </m:den>
+          </m:f>
+          <m:r>
+            <m:rPr>
+              <m:sty m:val="p"/>
+            </m:rPr>
+            <m:t>≈</m:t>
+          </m:r>
+          <m:r>
+            <m:t>0.322581</m:t>
           </m:r>
           <m:r>
             <m:rPr>
@@ -3726,8 +3799,29 @@
             </m:rPr>
             <m:t>=</m:t>
           </m:r>
-          <m:r>
-            <m:t>1.333333</m:t>
+          <m:f>
+            <m:fPr>
+              <m:type m:val="bar"/>
+            </m:fPr>
+            <m:num>
+              <m:r>
+                <m:t>63</m:t>
+              </m:r>
+            </m:num>
+            <m:den>
+              <m:r>
+                <m:t>93</m:t>
+              </m:r>
+            </m:den>
+          </m:f>
+          <m:r>
+            <m:rPr>
+              <m:sty m:val="p"/>
+            </m:rPr>
+            <m:t>≈</m:t>
+          </m:r>
+          <m:r>
+            <m:t>0.677419</m:t>
           </m:r>
           <m:r>
             <m:rPr>
@@ -3793,7 +3887,7 @@
             <m:t>=</m:t>
           </m:r>
           <m:r>
-            <m:t>2.333333</m:t>
+            <m:t>1.000000</m:t>
           </m:r>
           <m:r>
             <m:rPr>
@@ -3809,7 +3903,66 @@
         <w:pStyle w:val="FirstParagraph"/>
       </w:pPr>
       <w:r>
-        <w:t xml:space="preserve">Таким образом, в системе одновременно обслуживается в среднем около 2.33 запроса.</w:t>
+        <w:t xml:space="preserve">Значение</w:t>
+      </w:r>
+      <w:r>
+        <w:t xml:space="preserve"> </w:t>
+      </w:r>
+      <m:oMath>
+        <m:sSub>
+          <m:e>
+            <m:r>
+              <m:t>N</m:t>
+            </m:r>
+          </m:e>
+          <m:sub>
+            <m:r>
+              <m:t>2</m:t>
+            </m:r>
+          </m:sub>
+        </m:sSub>
+      </m:oMath>
+      <w:r>
+        <w:t xml:space="preserve"> </w:t>
+      </w:r>
+      <w:r>
+        <w:t xml:space="preserve">больше</w:t>
+      </w:r>
+      <w:r>
+        <w:t xml:space="preserve"> </w:t>
+      </w:r>
+      <m:oMath>
+        <m:sSub>
+          <m:e>
+            <m:r>
+              <m:t>N</m:t>
+            </m:r>
+          </m:e>
+          <m:sub>
+            <m:r>
+              <m:t>1</m:t>
+            </m:r>
+          </m:sub>
+        </m:sSub>
+      </m:oMath>
+      <w:r>
+        <w:t xml:space="preserve">, поскольку вклад второго типа в общую предложенную нагрузку (</w:t>
+      </w:r>
+      <m:oMath>
+        <m:r>
+          <m:t>63</m:t>
+        </m:r>
+      </m:oMath>
+      <w:r>
+        <w:t xml:space="preserve">) превышает вклад первого типа (</w:t>
+      </w:r>
+      <m:oMath>
+        <m:r>
+          <m:t>30</m:t>
+        </m:r>
+      </m:oMath>
+      <w:r>
+        <w:t xml:space="preserve">).</w:t>
       </w:r>
     </w:p>
     <w:p>
@@ -3827,7 +3980,7 @@
         <w:t xml:space="preserve"> </w:t>
       </w:r>
       <w:r>
-        <w:t xml:space="preserve">Получены значения:</w:t>
+        <w:t xml:space="preserve">По формуле (11.10) получено:</w:t>
       </w:r>
     </w:p>
     <w:p>
@@ -3855,10 +4008,10 @@
             <m:rPr>
               <m:sty m:val="p"/>
             </m:rPr>
-            <m:t>=</m:t>
-          </m:r>
-          <m:r>
-            <m:t>0.333333</m:t>
+            <m:t>≈</m:t>
+          </m:r>
+          <m:r>
+            <m:t>0.053763</m:t>
           </m:r>
           <m:r>
             <m:rPr>
@@ -3885,10 +4038,10 @@
             <m:rPr>
               <m:sty m:val="p"/>
             </m:rPr>
-            <m:t>=</m:t>
-          </m:r>
-          <m:r>
-            <m:t>0.666667</m:t>
+            <m:t>≈</m:t>
+          </m:r>
+          <m:r>
+            <m:t>0.075269</m:t>
           </m:r>
           <m:r>
             <m:rPr>
@@ -3904,65 +4057,30 @@
         <w:pStyle w:val="FirstParagraph"/>
       </w:pPr>
       <w:r>
-        <w:t xml:space="preserve">Среднее время обслуживания запроса второго типа в два раза больше, поскольку его средний размер файла в два раза больше при использовании общего ресурса сети.</w:t>
-      </w:r>
-    </w:p>
-    <w:bookmarkEnd w:id="38"/>
-    <w:bookmarkStart w:id="47" w:name="задание-3"/>
-    <w:p>
-      <w:pPr>
-        <w:pStyle w:val="Heading1"/>
-      </w:pPr>
-      <w:r>
-        <w:t xml:space="preserve">Задание 3</w:t>
-      </w:r>
-    </w:p>
-    <w:p>
-      <w:pPr>
-        <w:pStyle w:val="FirstParagraph"/>
-      </w:pPr>
-      <w:r>
-        <w:t xml:space="preserve">Для построения зависимости среднего времени обслуживания от интенсивности поступления запросов первого типа программа изменяет</w:t>
-      </w:r>
-      <w:r>
-        <w:t xml:space="preserve"> </w:t>
-      </w:r>
-      <m:oMath>
-        <m:sSub>
-          <m:e>
-            <m:r>
-              <m:t>λ</m:t>
-            </m:r>
-          </m:e>
-          <m:sub>
-            <m:r>
-              <m:t>1</m:t>
-            </m:r>
-          </m:sub>
-        </m:sSub>
-      </m:oMath>
-      <w:r>
-        <w:t xml:space="preserve">, оставляя параметры</w:t>
-      </w:r>
-      <w:r>
-        <w:t xml:space="preserve"> </w:t>
-      </w:r>
-      <m:oMath>
-        <m:r>
-          <m:t>C</m:t>
-        </m:r>
-      </m:oMath>
-      <w:r>
-        <w:t xml:space="preserve">,</w:t>
-      </w:r>
-      <w:r>
-        <w:t xml:space="preserve"> </w:t>
-      </w:r>
-      <m:oMath>
-        <m:sSub>
-          <m:e>
-            <m:r>
-              <m:t>λ</m:t>
+        <w:t xml:space="preserve">Расчетное время для второго типа больше первого в</w:t>
+      </w:r>
+      <w:r>
+        <w:t xml:space="preserve"> </w:t>
+      </w:r>
+      <m:oMath>
+        <m:r>
+          <m:t>1.4</m:t>
+        </m:r>
+      </m:oMath>
+      <w:r>
+        <w:t xml:space="preserve"> </w:t>
+      </w:r>
+      <w:r>
+        <w:t xml:space="preserve">раза, так как средние размеры файлов удовлетворяют отношению</w:t>
+      </w:r>
+      <w:r>
+        <w:t xml:space="preserve"> </w:t>
+      </w:r>
+      <m:oMath>
+        <m:sSub>
+          <m:e>
+            <m:r>
+              <m:t>θ</m:t>
             </m:r>
           </m:e>
           <m:sub>
@@ -3971,238 +4089,24 @@
             </m:r>
           </m:sub>
         </m:sSub>
-      </m:oMath>
-      <w:r>
-        <w:t xml:space="preserve">,</w:t>
-      </w:r>
-      <w:r>
-        <w:t xml:space="preserve"> </w:t>
-      </w:r>
-      <m:oMath>
-        <m:sSub>
-          <m:e>
-            <m:r>
-              <m:t>θ</m:t>
-            </m:r>
-          </m:e>
-          <m:sub>
-            <m:r>
-              <m:t>1</m:t>
-            </m:r>
-          </m:sub>
-        </m:sSub>
-      </m:oMath>
-      <w:r>
-        <w:t xml:space="preserve"> </w:t>
-      </w:r>
-      <w:r>
-        <w:t xml:space="preserve">и</w:t>
-      </w:r>
-      <w:r>
-        <w:t xml:space="preserve"> </w:t>
-      </w:r>
-      <m:oMath>
-        <m:sSub>
-          <m:e>
-            <m:r>
-              <m:t>θ</m:t>
-            </m:r>
-          </m:e>
-          <m:sub>
-            <m:r>
-              <m:t>2</m:t>
-            </m:r>
-          </m:sub>
-        </m:sSub>
-      </m:oMath>
-      <w:r>
-        <w:t xml:space="preserve"> </w:t>
-      </w:r>
-      <w:r>
-        <w:t xml:space="preserve">постоянными.</w:t>
-      </w:r>
-    </w:p>
-    <w:p>
-      <w:pPr>
-        <w:pStyle w:val="BodyText"/>
-      </w:pPr>
-      <w:r>
-        <w:t xml:space="preserve">Сначала из условия устойчивости определяется предельная интенсивность:</w:t>
-      </w:r>
-    </w:p>
-    <w:p>
-      <w:pPr>
-        <w:pStyle w:val="BodyText"/>
-      </w:pPr>
-      <m:oMathPara>
-        <m:oMathParaPr>
-          <m:jc m:val="center"/>
-        </m:oMathParaPr>
-        <m:oMath>
-          <m:sSub>
-            <m:e>
-              <m:r>
-                <m:t>λ</m:t>
-              </m:r>
-            </m:e>
-            <m:sub>
-              <m:r>
-                <m:t>1</m:t>
-              </m:r>
-            </m:sub>
-          </m:sSub>
-          <m:r>
-            <m:rPr>
-              <m:sty m:val="p"/>
-            </m:rPr>
-            <m:t>&lt;</m:t>
-          </m:r>
-          <m:f>
-            <m:fPr>
-              <m:type m:val="bar"/>
-            </m:fPr>
-            <m:num>
-              <m:r>
-                <m:t>C</m:t>
-              </m:r>
-              <m:r>
-                <m:rPr>
-                  <m:sty m:val="p"/>
-                </m:rPr>
-                <m:t>−</m:t>
-              </m:r>
-              <m:sSub>
-                <m:e>
-                  <m:r>
-                    <m:t>λ</m:t>
-                  </m:r>
-                </m:e>
-                <m:sub>
-                  <m:r>
-                    <m:t>2</m:t>
-                  </m:r>
-                </m:sub>
-              </m:sSub>
-              <m:sSub>
-                <m:e>
-                  <m:r>
-                    <m:t>θ</m:t>
-                  </m:r>
-                </m:e>
-                <m:sub>
-                  <m:r>
-                    <m:t>2</m:t>
-                  </m:r>
-                </m:sub>
-              </m:sSub>
-            </m:num>
-            <m:den>
-              <m:sSub>
-                <m:e>
-                  <m:r>
-                    <m:t>θ</m:t>
-                  </m:r>
-                </m:e>
-                <m:sub>
-                  <m:r>
-                    <m:t>1</m:t>
-                  </m:r>
-                </m:sub>
-              </m:sSub>
-            </m:den>
-          </m:f>
-          <m:r>
-            <m:rPr>
-              <m:sty m:val="p"/>
-            </m:rPr>
-            <m:t>=</m:t>
-          </m:r>
-          <m:f>
-            <m:fPr>
-              <m:type m:val="bar"/>
-            </m:fPr>
-            <m:num>
-              <m:r>
-                <m:t>10</m:t>
-              </m:r>
-              <m:r>
-                <m:rPr>
-                  <m:sty m:val="p"/>
-                </m:rPr>
-                <m:t>−</m:t>
-              </m:r>
-              <m:r>
-                <m:t>2</m:t>
-              </m:r>
-              <m:r>
-                <m:rPr>
-                  <m:sty m:val="p"/>
-                </m:rPr>
-                <m:t>⋅</m:t>
-              </m:r>
-              <m:r>
-                <m:t>2</m:t>
-              </m:r>
-            </m:num>
-            <m:den>
-              <m:r>
-                <m:t>1</m:t>
-              </m:r>
-            </m:den>
-          </m:f>
-          <m:r>
-            <m:rPr>
-              <m:sty m:val="p"/>
-            </m:rPr>
-            <m:t>=</m:t>
-          </m:r>
-          <m:r>
-            <m:t>6</m:t>
-          </m:r>
-          <m:r>
-            <m:rPr>
-              <m:sty m:val="p"/>
-            </m:rPr>
-            <m:t>.</m:t>
-          </m:r>
-        </m:oMath>
-      </m:oMathPara>
-    </w:p>
-    <w:p>
-      <w:pPr>
-        <w:pStyle w:val="FirstParagraph"/>
-      </w:pPr>
-      <w:r>
-        <w:t xml:space="preserve">В коде эта граница сохраняется в переменной</w:t>
-      </w:r>
-      <w:r>
-        <w:t xml:space="preserve"> </w:t>
-      </w:r>
-      <w:r>
-        <w:rPr>
-          <w:rStyle w:val="VerbatimChar"/>
-        </w:rPr>
-        <w:t xml:space="preserve">max_lambda1</w:t>
-      </w:r>
-      <w:r>
-        <w:t xml:space="preserve">. Для графика выбираются 100 равномерно расположенных значений от 0 до</w:t>
-      </w:r>
-      <w:r>
-        <w:t xml:space="preserve"> </w:t>
-      </w:r>
-      <m:oMath>
-        <m:r>
-          <m:t>0.95</m:t>
-        </m:r>
         <m:r>
           <m:rPr>
             <m:sty m:val="p"/>
           </m:rPr>
-          <m:t>⋅</m:t>
-        </m:r>
-        <m:r>
-          <m:t>6</m:t>
-        </m:r>
+          <m:t>/</m:t>
+        </m:r>
+        <m:sSub>
+          <m:e>
+            <m:r>
+              <m:t>θ</m:t>
+            </m:r>
+          </m:e>
+          <m:sub>
+            <m:r>
+              <m:t>1</m:t>
+            </m:r>
+          </m:sub>
+        </m:sSub>
         <m:r>
           <m:rPr>
             <m:sty m:val="p"/>
@@ -4210,14 +4114,279 @@
           <m:t>=</m:t>
         </m:r>
         <m:r>
-          <m:t>5.7</m:t>
-        </m:r>
-      </m:oMath>
-      <w:r>
-        <w:t xml:space="preserve"> </w:t>
-      </w:r>
-      <w:r>
-        <w:t xml:space="preserve">с помощью</w:t>
+          <m:t>7</m:t>
+        </m:r>
+        <m:r>
+          <m:rPr>
+            <m:sty m:val="p"/>
+          </m:rPr>
+          <m:t>/</m:t>
+        </m:r>
+        <m:r>
+          <m:t>5</m:t>
+        </m:r>
+        <m:r>
+          <m:rPr>
+            <m:sty m:val="p"/>
+          </m:rPr>
+          <m:t>=</m:t>
+        </m:r>
+        <m:r>
+          <m:t>1.4</m:t>
+        </m:r>
+      </m:oMath>
+      <w:r>
+        <w:t xml:space="preserve">.</w:t>
+      </w:r>
+    </w:p>
+    <w:p>
+      <w:pPr>
+        <w:pStyle w:val="BodyText"/>
+      </w:pPr>
+      <w:r>
+        <w:rPr>
+          <w:i/>
+          <w:iCs/>
+        </w:rPr>
+        <w:t xml:space="preserve">Примечание.</w:t>
+      </w:r>
+      <w:r>
+        <w:t xml:space="preserve"> </w:t>
+      </w:r>
+      <w:r>
+        <w:t xml:space="preserve">В программе нормировка выполняется по конечной матрице</w:t>
+      </w:r>
+      <w:r>
+        <w:t xml:space="preserve"> </w:t>
+      </w:r>
+      <m:oMath>
+        <m:r>
+          <m:t>9</m:t>
+        </m:r>
+        <m:r>
+          <m:rPr>
+            <m:sty m:val="p"/>
+          </m:rPr>
+          <m:t>×</m:t>
+        </m:r>
+        <m:r>
+          <m:t>6</m:t>
+        </m:r>
+      </m:oMath>
+      <w:r>
+        <w:t xml:space="preserve">. При суммарной доле нагрузки</w:t>
+      </w:r>
+      <w:r>
+        <w:t xml:space="preserve"> </w:t>
+      </w:r>
+      <m:oMath>
+        <m:sSub>
+          <m:e>
+            <m:r>
+              <m:t>a</m:t>
+            </m:r>
+          </m:e>
+          <m:sub>
+            <m:r>
+              <m:t>1</m:t>
+            </m:r>
+          </m:sub>
+        </m:sSub>
+        <m:r>
+          <m:rPr>
+            <m:sty m:val="p"/>
+          </m:rPr>
+          <m:t>+</m:t>
+        </m:r>
+        <m:sSub>
+          <m:e>
+            <m:r>
+              <m:t>a</m:t>
+            </m:r>
+          </m:e>
+          <m:sub>
+            <m:r>
+              <m:t>2</m:t>
+            </m:r>
+          </m:sub>
+        </m:sSub>
+        <m:r>
+          <m:rPr>
+            <m:sty m:val="p"/>
+          </m:rPr>
+          <m:t>=</m:t>
+        </m:r>
+        <m:r>
+          <m:t>9.3</m:t>
+        </m:r>
+      </m:oMath>
+      <w:r>
+        <w:t xml:space="preserve"> </w:t>
+      </w:r>
+      <w:r>
+        <w:t xml:space="preserve">такое распределение не является стационарным распределением исходной модели с неограниченным пространством состояний. В отчете приведены результаты именно того алгоритма, который реализован в ноутбуке.</w:t>
+      </w:r>
+    </w:p>
+    <w:bookmarkEnd w:id="38"/>
+    <w:bookmarkStart w:id="47" w:name="задание-3"/>
+    <w:p>
+      <w:pPr>
+        <w:pStyle w:val="Heading1"/>
+      </w:pPr>
+      <w:r>
+        <w:t xml:space="preserve">Задание 3</w:t>
+      </w:r>
+    </w:p>
+    <w:p>
+      <w:pPr>
+        <w:pStyle w:val="FirstParagraph"/>
+      </w:pPr>
+      <w:r>
+        <w:t xml:space="preserve">Для исследования зависимости среднего времени обслуживания от интенсивности поступления запросов первого типа значение</w:t>
+      </w:r>
+      <w:r>
+        <w:t xml:space="preserve"> </w:t>
+      </w:r>
+      <m:oMath>
+        <m:sSub>
+          <m:e>
+            <m:r>
+              <m:t>λ</m:t>
+            </m:r>
+          </m:e>
+          <m:sub>
+            <m:r>
+              <m:t>1</m:t>
+            </m:r>
+          </m:sub>
+        </m:sSub>
+      </m:oMath>
+      <w:r>
+        <w:t xml:space="preserve"> </w:t>
+      </w:r>
+      <w:r>
+        <w:t xml:space="preserve">изменяется от 1 до 50. Параметры</w:t>
+      </w:r>
+      <w:r>
+        <w:t xml:space="preserve"> </w:t>
+      </w:r>
+      <m:oMath>
+        <m:r>
+          <m:t>C</m:t>
+        </m:r>
+        <m:r>
+          <m:rPr>
+            <m:sty m:val="p"/>
+          </m:rPr>
+          <m:t>=</m:t>
+        </m:r>
+        <m:r>
+          <m:t>10</m:t>
+        </m:r>
+      </m:oMath>
+      <w:r>
+        <w:t xml:space="preserve">,</w:t>
+      </w:r>
+      <w:r>
+        <w:t xml:space="preserve"> </w:t>
+      </w:r>
+      <m:oMath>
+        <m:sSub>
+          <m:e>
+            <m:r>
+              <m:t>λ</m:t>
+            </m:r>
+          </m:e>
+          <m:sub>
+            <m:r>
+              <m:t>2</m:t>
+            </m:r>
+          </m:sub>
+        </m:sSub>
+        <m:r>
+          <m:rPr>
+            <m:sty m:val="p"/>
+          </m:rPr>
+          <m:t>=</m:t>
+        </m:r>
+        <m:r>
+          <m:t>9</m:t>
+        </m:r>
+      </m:oMath>
+      <w:r>
+        <w:t xml:space="preserve">,</w:t>
+      </w:r>
+      <w:r>
+        <w:t xml:space="preserve"> </w:t>
+      </w:r>
+      <m:oMath>
+        <m:sSub>
+          <m:e>
+            <m:r>
+              <m:t>θ</m:t>
+            </m:r>
+          </m:e>
+          <m:sub>
+            <m:r>
+              <m:t>1</m:t>
+            </m:r>
+          </m:sub>
+        </m:sSub>
+        <m:r>
+          <m:rPr>
+            <m:sty m:val="p"/>
+          </m:rPr>
+          <m:t>=</m:t>
+        </m:r>
+        <m:r>
+          <m:t>5</m:t>
+        </m:r>
+      </m:oMath>
+      <w:r>
+        <w:t xml:space="preserve"> </w:t>
+      </w:r>
+      <w:r>
+        <w:t xml:space="preserve">и</w:t>
+      </w:r>
+      <w:r>
+        <w:t xml:space="preserve"> </w:t>
+      </w:r>
+      <m:oMath>
+        <m:sSub>
+          <m:e>
+            <m:r>
+              <m:t>θ</m:t>
+            </m:r>
+          </m:e>
+          <m:sub>
+            <m:r>
+              <m:t>2</m:t>
+            </m:r>
+          </m:sub>
+        </m:sSub>
+        <m:r>
+          <m:rPr>
+            <m:sty m:val="p"/>
+          </m:rPr>
+          <m:t>=</m:t>
+        </m:r>
+        <m:r>
+          <m:t>7</m:t>
+        </m:r>
+      </m:oMath>
+      <w:r>
+        <w:t xml:space="preserve"> </w:t>
+      </w:r>
+      <w:r>
+        <w:t xml:space="preserve">остаются постоянными.</w:t>
+      </w:r>
+    </w:p>
+    <w:p>
+      <w:pPr>
+        <w:pStyle w:val="BodyText"/>
+      </w:pPr>
+      <w:r>
+        <w:t xml:space="preserve">С помощью</w:t>
       </w:r>
       <w:r>
         <w:t xml:space="preserve"> </w:t>
@@ -4226,18 +4395,13 @@
         <w:rPr>
           <w:rStyle w:val="VerbatimChar"/>
         </w:rPr>
-        <w:t xml:space="preserve">np.linspace</w:t>
-      </w:r>
-      <w:r>
-        <w:t xml:space="preserve">. Коэффициент 0.95 позволяет приблизиться к границе устойчивости, не достигая ее.</w:t>
-      </w:r>
-    </w:p>
-    <w:p>
-      <w:pPr>
-        <w:pStyle w:val="BodyText"/>
-      </w:pPr>
-      <w:r>
-        <w:t xml:space="preserve">Для каждого значения</w:t>
+        <w:t xml:space="preserve">np.linspace(1, 50, 100)</w:t>
+      </w:r>
+      <w:r>
+        <w:t xml:space="preserve"> </w:t>
+      </w:r>
+      <w:r>
+        <w:t xml:space="preserve">создаются 100 равномерно расположенных значений интенсивности</w:t>
       </w:r>
       <w:r>
         <w:t xml:space="preserve"> </w:t>
@@ -4257,10 +4421,7 @@
         </m:sSub>
       </m:oMath>
       <w:r>
-        <w:t xml:space="preserve"> </w:t>
-      </w:r>
-      <w:r>
-        <w:t xml:space="preserve">вызывается функция</w:t>
+        <w:t xml:space="preserve">. Для каждого значения вызывается функция</w:t>
       </w:r>
       <w:r>
         <w:t xml:space="preserve"> </w:t>
@@ -4345,7 +4506,7 @@
         <w:t xml:space="preserve">T2_values</w:t>
       </w:r>
       <w:r>
-        <w:t xml:space="preserve">, которые используются для построения двух кривых.</w:t>
+        <w:t xml:space="preserve">, после чего строятся две линии графика.</w:t>
       </w:r>
     </w:p>
     <w:tbl>
@@ -4370,7 +4531,7 @@
             <w:r>
               <w:drawing>
                 <wp:inline>
-                  <wp:extent cx="4533900" cy="2792801"/>
+                  <wp:extent cx="4533900" cy="2652701"/>
                   <wp:effectExtent b="0" l="0" r="0" t="0"/>
                   <wp:docPr descr="" title="" id="40" name="Picture"/>
                   <a:graphic>
@@ -4391,7 +4552,7 @@
                         <pic:spPr bwMode="auto">
                           <a:xfrm>
                             <a:off x="0" y="0"/>
-                            <a:ext cx="4533900" cy="2792801"/>
+                            <a:ext cx="4533900" cy="2652701"/>
                           </a:xfrm>
                           <a:prstGeom prst="rect">
                             <a:avLst/>
@@ -4420,7 +4581,7 @@
               <w:pStyle w:val="ImageCaption"/>
             </w:pPr>
             <w:r>
-              <w:t xml:space="preserve">Рисунок 5: Расчет времени обслуживания и построение первого графика</w:t>
+              <w:t xml:space="preserve">Рисунок 5: Расчет значений времени обслуживания и код первого графика</w:t>
             </w:r>
           </w:p>
           <w:bookmarkEnd w:id="42"/>
@@ -4457,7 +4618,7 @@
             <w:r>
               <w:drawing>
                 <wp:inline>
-                  <wp:extent cx="4267200" cy="2892597"/>
+                  <wp:extent cx="4267200" cy="2739894"/>
                   <wp:effectExtent b="0" l="0" r="0" t="0"/>
                   <wp:docPr descr="" title="" id="44" name="Picture"/>
                   <a:graphic>
@@ -4478,7 +4639,7 @@
                         <pic:spPr bwMode="auto">
                           <a:xfrm>
                             <a:off x="0" y="0"/>
-                            <a:ext cx="4267200" cy="2892597"/>
+                            <a:ext cx="4267200" cy="2739894"/>
                           </a:xfrm>
                           <a:prstGeom prst="rect">
                             <a:avLst/>
@@ -4519,9 +4680,23 @@
         <w:pStyle w:val="BodyText"/>
       </w:pPr>
       <w:r>
-        <w:t xml:space="preserve">С увеличением интенсивности</w:t>
-      </w:r>
-      <w:r>
+        <w:t xml:space="preserve">По используемым формулам</w:t>
+      </w:r>
+      <w:r>
+        <w:t xml:space="preserve"> </w:t>
+      </w:r>
+      <w:r>
+        <w:rPr>
+          <w:b/>
+          <w:bCs/>
+        </w:rPr>
+        <w:t xml:space="preserve">при увеличении</w:t>
+      </w:r>
+      <w:r>
+        <w:rPr>
+          <w:b/>
+          <w:bCs/>
+        </w:rPr>
         <w:t xml:space="preserve"> </w:t>
       </w:r>
       <m:oMath>
@@ -4539,12 +4714,24 @@
         </m:sSub>
       </m:oMath>
       <w:r>
-        <w:t xml:space="preserve"> </w:t>
-      </w:r>
-      <w:r>
-        <w:t xml:space="preserve">среднее время обслуживания запросов обоих типов растет. Это связано с тем, что все активные запросы делят общую пропускную способность системы. При приближении нагрузки к предельной время обслуживания увеличивается особенно быстро. Значение</w:t>
-      </w:r>
-      <w:r>
+        <w:rPr>
+          <w:b/>
+          <w:bCs/>
+        </w:rPr>
+        <w:t xml:space="preserve"> </w:t>
+      </w:r>
+      <w:r>
+        <w:rPr>
+          <w:b/>
+          <w:bCs/>
+        </w:rPr>
+        <w:t xml:space="preserve">расчетные значения</w:t>
+      </w:r>
+      <w:r>
+        <w:rPr>
+          <w:b/>
+          <w:bCs/>
+        </w:rPr>
         <w:t xml:space="preserve"> </w:t>
       </w:r>
       <m:oMath>
@@ -4556,25 +4743,71 @@
           </m:e>
           <m:sub>
             <m:r>
+              <m:t>1</m:t>
+            </m:r>
+          </m:sub>
+        </m:sSub>
+      </m:oMath>
+      <w:r>
+        <w:rPr>
+          <w:b/>
+          <w:bCs/>
+        </w:rPr>
+        <w:t xml:space="preserve"> </w:t>
+      </w:r>
+      <w:r>
+        <w:rPr>
+          <w:b/>
+          <w:bCs/>
+        </w:rPr>
+        <w:t xml:space="preserve">и</w:t>
+      </w:r>
+      <w:r>
+        <w:rPr>
+          <w:b/>
+          <w:bCs/>
+        </w:rPr>
+        <w:t xml:space="preserve"> </w:t>
+      </w:r>
+      <m:oMath>
+        <m:sSub>
+          <m:e>
+            <m:r>
+              <m:t>T</m:t>
+            </m:r>
+          </m:e>
+          <m:sub>
+            <m:r>
               <m:t>2</m:t>
             </m:r>
           </m:sub>
         </m:sSub>
       </m:oMath>
       <w:r>
-        <w:t xml:space="preserve"> </w:t>
-      </w:r>
-      <w:r>
-        <w:t xml:space="preserve">выше</w:t>
-      </w:r>
-      <w:r>
-        <w:t xml:space="preserve"> </w:t>
-      </w:r>
-      <m:oMath>
-        <m:sSub>
-          <m:e>
-            <m:r>
-              <m:t>T</m:t>
+        <w:rPr>
+          <w:b/>
+          <w:bCs/>
+        </w:rPr>
+        <w:t xml:space="preserve"> </w:t>
+      </w:r>
+      <w:r>
+        <w:rPr>
+          <w:b/>
+          <w:bCs/>
+        </w:rPr>
+        <w:t xml:space="preserve">уменьшаются</w:t>
+      </w:r>
+      <w:r>
+        <w:t xml:space="preserve">, так как растет общий знаменатель</w:t>
+      </w:r>
+      <w:r>
+        <w:t xml:space="preserve"> </w:t>
+      </w:r>
+      <m:oMath>
+        <m:sSub>
+          <m:e>
+            <m:r>
+              <m:t>λ</m:t>
             </m:r>
           </m:e>
           <m:sub>
@@ -4583,14 +4816,6 @@
             </m:r>
           </m:sub>
         </m:sSub>
-      </m:oMath>
-      <w:r>
-        <w:t xml:space="preserve">, так как</w:t>
-      </w:r>
-      <w:r>
-        <w:t xml:space="preserve"> </w:t>
-      </w:r>
-      <m:oMath>
         <m:sSub>
           <m:e>
             <m:r>
@@ -4599,7 +4824,65 @@
           </m:e>
           <m:sub>
             <m:r>
+              <m:t>1</m:t>
+            </m:r>
+          </m:sub>
+        </m:sSub>
+        <m:r>
+          <m:rPr>
+            <m:sty m:val="p"/>
+          </m:rPr>
+          <m:t>+</m:t>
+        </m:r>
+        <m:sSub>
+          <m:e>
+            <m:r>
+              <m:t>λ</m:t>
+            </m:r>
+          </m:e>
+          <m:sub>
+            <m:r>
               <m:t>2</m:t>
+            </m:r>
+          </m:sub>
+        </m:sSub>
+        <m:sSub>
+          <m:e>
+            <m:r>
+              <m:t>θ</m:t>
+            </m:r>
+          </m:e>
+          <m:sub>
+            <m:r>
+              <m:t>2</m:t>
+            </m:r>
+          </m:sub>
+        </m:sSub>
+      </m:oMath>
+      <w:r>
+        <w:t xml:space="preserve">.</w:t>
+      </w:r>
+    </w:p>
+    <w:p>
+      <w:pPr>
+        <w:pStyle w:val="BodyText"/>
+      </w:pPr>
+      <w:r>
+        <w:t xml:space="preserve">При</w:t>
+      </w:r>
+      <w:r>
+        <w:t xml:space="preserve"> </w:t>
+      </w:r>
+      <m:oMath>
+        <m:sSub>
+          <m:e>
+            <m:r>
+              <m:t>λ</m:t>
+            </m:r>
+          </m:e>
+          <m:sub>
+            <m:r>
+              <m:t>1</m:t>
             </m:r>
           </m:sub>
         </m:sSub>
@@ -4610,7 +4893,250 @@
           <m:t>=</m:t>
         </m:r>
         <m:r>
-          <m:t>2</m:t>
+          <m:t>1</m:t>
+        </m:r>
+      </m:oMath>
+      <w:r>
+        <w:t xml:space="preserve"> </w:t>
+      </w:r>
+      <w:r>
+        <w:t xml:space="preserve">получаем</w:t>
+      </w:r>
+      <w:r>
+        <w:t xml:space="preserve"> </w:t>
+      </w:r>
+      <m:oMath>
+        <m:sSub>
+          <m:e>
+            <m:r>
+              <m:t>T</m:t>
+            </m:r>
+          </m:e>
+          <m:sub>
+            <m:r>
+              <m:t>1</m:t>
+            </m:r>
+          </m:sub>
+        </m:sSub>
+        <m:r>
+          <m:rPr>
+            <m:sty m:val="p"/>
+          </m:rPr>
+          <m:t>≈</m:t>
+        </m:r>
+        <m:r>
+          <m:t>0.073529</m:t>
+        </m:r>
+      </m:oMath>
+      <w:r>
+        <w:t xml:space="preserve"> </w:t>
+      </w:r>
+      <w:r>
+        <w:t xml:space="preserve">и</w:t>
+      </w:r>
+      <w:r>
+        <w:t xml:space="preserve"> </w:t>
+      </w:r>
+      <m:oMath>
+        <m:sSub>
+          <m:e>
+            <m:r>
+              <m:t>T</m:t>
+            </m:r>
+          </m:e>
+          <m:sub>
+            <m:r>
+              <m:t>2</m:t>
+            </m:r>
+          </m:sub>
+        </m:sSub>
+        <m:r>
+          <m:rPr>
+            <m:sty m:val="p"/>
+          </m:rPr>
+          <m:t>≈</m:t>
+        </m:r>
+        <m:r>
+          <m:t>0.102941</m:t>
+        </m:r>
+      </m:oMath>
+      <w:r>
+        <w:t xml:space="preserve">, а при</w:t>
+      </w:r>
+      <w:r>
+        <w:t xml:space="preserve"> </w:t>
+      </w:r>
+      <m:oMath>
+        <m:sSub>
+          <m:e>
+            <m:r>
+              <m:t>λ</m:t>
+            </m:r>
+          </m:e>
+          <m:sub>
+            <m:r>
+              <m:t>1</m:t>
+            </m:r>
+          </m:sub>
+        </m:sSub>
+        <m:r>
+          <m:rPr>
+            <m:sty m:val="p"/>
+          </m:rPr>
+          <m:t>=</m:t>
+        </m:r>
+        <m:r>
+          <m:t>50</m:t>
+        </m:r>
+      </m:oMath>
+      <w:r>
+        <w:t xml:space="preserve"> </w:t>
+      </w:r>
+      <w:r>
+        <w:t xml:space="preserve">—</w:t>
+      </w:r>
+      <w:r>
+        <w:t xml:space="preserve"> </w:t>
+      </w:r>
+      <m:oMath>
+        <m:sSub>
+          <m:e>
+            <m:r>
+              <m:t>T</m:t>
+            </m:r>
+          </m:e>
+          <m:sub>
+            <m:r>
+              <m:t>1</m:t>
+            </m:r>
+          </m:sub>
+        </m:sSub>
+        <m:r>
+          <m:rPr>
+            <m:sty m:val="p"/>
+          </m:rPr>
+          <m:t>≈</m:t>
+        </m:r>
+        <m:r>
+          <m:t>0.015974</m:t>
+        </m:r>
+      </m:oMath>
+      <w:r>
+        <w:t xml:space="preserve"> </w:t>
+      </w:r>
+      <w:r>
+        <w:t xml:space="preserve">и</w:t>
+      </w:r>
+      <w:r>
+        <w:t xml:space="preserve"> </w:t>
+      </w:r>
+      <m:oMath>
+        <m:sSub>
+          <m:e>
+            <m:r>
+              <m:t>T</m:t>
+            </m:r>
+          </m:e>
+          <m:sub>
+            <m:r>
+              <m:t>2</m:t>
+            </m:r>
+          </m:sub>
+        </m:sSub>
+        <m:r>
+          <m:rPr>
+            <m:sty m:val="p"/>
+          </m:rPr>
+          <m:t>≈</m:t>
+        </m:r>
+        <m:r>
+          <m:t>0.022364</m:t>
+        </m:r>
+      </m:oMath>
+      <w:r>
+        <w:t xml:space="preserve">. На всем диапазоне значение</w:t>
+      </w:r>
+      <w:r>
+        <w:t xml:space="preserve"> </w:t>
+      </w:r>
+      <m:oMath>
+        <m:sSub>
+          <m:e>
+            <m:r>
+              <m:t>T</m:t>
+            </m:r>
+          </m:e>
+          <m:sub>
+            <m:r>
+              <m:t>2</m:t>
+            </m:r>
+          </m:sub>
+        </m:sSub>
+      </m:oMath>
+      <w:r>
+        <w:t xml:space="preserve"> </w:t>
+      </w:r>
+      <w:r>
+        <w:t xml:space="preserve">в</w:t>
+      </w:r>
+      <w:r>
+        <w:t xml:space="preserve"> </w:t>
+      </w:r>
+      <m:oMath>
+        <m:r>
+          <m:t>1.4</m:t>
+        </m:r>
+      </m:oMath>
+      <w:r>
+        <w:t xml:space="preserve"> </w:t>
+      </w:r>
+      <w:r>
+        <w:t xml:space="preserve">раза выше</w:t>
+      </w:r>
+      <w:r>
+        <w:t xml:space="preserve"> </w:t>
+      </w:r>
+      <m:oMath>
+        <m:sSub>
+          <m:e>
+            <m:r>
+              <m:t>T</m:t>
+            </m:r>
+          </m:e>
+          <m:sub>
+            <m:r>
+              <m:t>1</m:t>
+            </m:r>
+          </m:sub>
+        </m:sSub>
+      </m:oMath>
+      <w:r>
+        <w:t xml:space="preserve">, так как</w:t>
+      </w:r>
+      <w:r>
+        <w:t xml:space="preserve"> </w:t>
+      </w:r>
+      <m:oMath>
+        <m:sSub>
+          <m:e>
+            <m:r>
+              <m:t>θ</m:t>
+            </m:r>
+          </m:e>
+          <m:sub>
+            <m:r>
+              <m:t>2</m:t>
+            </m:r>
+          </m:sub>
+        </m:sSub>
+        <m:r>
+          <m:rPr>
+            <m:sty m:val="p"/>
+          </m:rPr>
+          <m:t>=</m:t>
+        </m:r>
+        <m:r>
+          <m:t>1.4</m:t>
         </m:r>
         <m:sSub>
           <m:e>
@@ -4644,17 +5170,7 @@
         <w:pStyle w:val="FirstParagraph"/>
       </w:pPr>
       <w:r>
-        <w:t xml:space="preserve">Для исследования зависимости среднего числа обслуживаемых запросов от интенсивности поступления запросов первого типа используется</w:t>
-      </w:r>
-      <w:r>
-        <w:t xml:space="preserve"> </w:t>
-      </w:r>
-      <w:r>
-        <w:rPr>
-          <w:b/>
-          <w:bCs/>
-        </w:rPr>
-        <w:t xml:space="preserve">тот же массив</w:t>
+        <w:t xml:space="preserve">Для построения зависимости расчетного среднего числа обслуживаемых запросов от интенсивности поступления запросов первого типа используется тот же массив</w:t>
       </w:r>
       <w:r>
         <w:t xml:space="preserve"> </w:t>
@@ -4666,7 +5182,18 @@
         <w:t xml:space="preserve">lambda1_values</w:t>
       </w:r>
       <w:r>
-        <w:t xml:space="preserve">, содержащий 100 значений</w:t>
+        <w:t xml:space="preserve"> </w:t>
+      </w:r>
+      <w:r>
+        <w:t xml:space="preserve">из 100 значений от 1 до 50. Остальные исходные параметры не изменяются.</w:t>
+      </w:r>
+    </w:p>
+    <w:p>
+      <w:pPr>
+        <w:pStyle w:val="BodyText"/>
+      </w:pPr>
+      <w:r>
+        <w:t xml:space="preserve">В цикле для каждого значения</w:t>
       </w:r>
       <w:r>
         <w:t xml:space="preserve"> </w:t>
@@ -4689,38 +5216,7 @@
         <w:t xml:space="preserve"> </w:t>
       </w:r>
       <w:r>
-        <w:t xml:space="preserve">от 0 до 5.7. Остальные параметры модели остаются постоянными.</w:t>
-      </w:r>
-    </w:p>
-    <w:p>
-      <w:pPr>
-        <w:pStyle w:val="BodyText"/>
-      </w:pPr>
-      <w:r>
-        <w:t xml:space="preserve">В цикле для каждого значения</w:t>
-      </w:r>
-      <w:r>
-        <w:t xml:space="preserve"> </w:t>
-      </w:r>
-      <m:oMath>
-        <m:sSub>
-          <m:e>
-            <m:r>
-              <m:t>λ</m:t>
-            </m:r>
-          </m:e>
-          <m:sub>
-            <m:r>
-              <m:t>1</m:t>
-            </m:r>
-          </m:sub>
-        </m:sSub>
-      </m:oMath>
-      <w:r>
-        <w:t xml:space="preserve"> </w:t>
-      </w:r>
-      <w:r>
-        <w:t xml:space="preserve">повторно вызывается</w:t>
+        <w:t xml:space="preserve">вызывается функция</w:t>
       </w:r>
       <w:r>
         <w:t xml:space="preserve"> </w:t>
@@ -4732,7 +5228,7 @@
         <w:t xml:space="preserve">calculate_model</w:t>
       </w:r>
       <w:r>
-        <w:t xml:space="preserve">. Из результатов выбираются средние числа запросов</w:t>
+        <w:t xml:space="preserve">. Из возвращаемых результатов выбираются</w:t>
       </w:r>
       <w:r>
         <w:t xml:space="preserve"> </w:t>
@@ -4775,7 +5271,7 @@
         </m:sSub>
       </m:oMath>
       <w:r>
-        <w:t xml:space="preserve">, которые сохраняются в списках</w:t>
+        <w:t xml:space="preserve">, которые записываются в списки</w:t>
       </w:r>
       <w:r>
         <w:t xml:space="preserve"> </w:t>
@@ -4830,7 +5326,7 @@
             <w:r>
               <w:drawing>
                 <wp:inline>
-                  <wp:extent cx="4533900" cy="2530192"/>
+                  <wp:extent cx="4533900" cy="2523535"/>
                   <wp:effectExtent b="0" l="0" r="0" t="0"/>
                   <wp:docPr descr="" title="" id="49" name="Picture"/>
                   <a:graphic>
@@ -4851,7 +5347,7 @@
                         <pic:spPr bwMode="auto">
                           <a:xfrm>
                             <a:off x="0" y="0"/>
-                            <a:ext cx="4533900" cy="2530192"/>
+                            <a:ext cx="4533900" cy="2523535"/>
                           </a:xfrm>
                           <a:prstGeom prst="rect">
                             <a:avLst/>
@@ -4880,7 +5376,7 @@
               <w:pStyle w:val="ImageCaption"/>
             </w:pPr>
             <w:r>
-              <w:t xml:space="preserve">Рисунок 7: Расчет среднего числа запросов и построение второго графика</w:t>
+              <w:t xml:space="preserve">Рисунок 7: Расчет значений среднего числа запросов и код второго графика</w:t>
             </w:r>
           </w:p>
           <w:bookmarkEnd w:id="51"/>
@@ -4917,7 +5413,7 @@
             <w:r>
               <w:drawing>
                 <wp:inline>
-                  <wp:extent cx="4267200" cy="2816256"/>
+                  <wp:extent cx="4267200" cy="2866029"/>
                   <wp:effectExtent b="0" l="0" r="0" t="0"/>
                   <wp:docPr descr="" title="" id="53" name="Picture"/>
                   <a:graphic>
@@ -4938,7 +5434,7 @@
                         <pic:spPr bwMode="auto">
                           <a:xfrm>
                             <a:off x="0" y="0"/>
-                            <a:ext cx="4267200" cy="2816256"/>
+                            <a:ext cx="4267200" cy="2866029"/>
                           </a:xfrm>
                           <a:prstGeom prst="rect">
                             <a:avLst/>
@@ -4979,7 +5475,79 @@
         <w:pStyle w:val="BodyText"/>
       </w:pPr>
       <w:r>
-        <w:t xml:space="preserve">По графику видно, что при увеличении</w:t>
+        <w:t xml:space="preserve">На графике наблюдается</w:t>
+      </w:r>
+      <w:r>
+        <w:t xml:space="preserve"> </w:t>
+      </w:r>
+      <w:r>
+        <w:rPr>
+          <w:b/>
+          <w:bCs/>
+        </w:rPr>
+        <w:t xml:space="preserve">увеличение</w:t>
+      </w:r>
+      <w:r>
+        <w:rPr>
+          <w:b/>
+          <w:bCs/>
+        </w:rPr>
+        <w:t xml:space="preserve"> </w:t>
+      </w:r>
+      <m:oMath>
+        <m:sSub>
+          <m:e>
+            <m:r>
+              <m:t>N</m:t>
+            </m:r>
+          </m:e>
+          <m:sub>
+            <m:r>
+              <m:t>1</m:t>
+            </m:r>
+          </m:sub>
+        </m:sSub>
+      </m:oMath>
+      <w:r>
+        <w:rPr>
+          <w:b/>
+          <w:bCs/>
+        </w:rPr>
+        <w:t xml:space="preserve"> </w:t>
+      </w:r>
+      <w:r>
+        <w:rPr>
+          <w:b/>
+          <w:bCs/>
+        </w:rPr>
+        <w:t xml:space="preserve">и уменьшение</w:t>
+      </w:r>
+      <w:r>
+        <w:rPr>
+          <w:b/>
+          <w:bCs/>
+        </w:rPr>
+        <w:t xml:space="preserve"> </w:t>
+      </w:r>
+      <m:oMath>
+        <m:sSub>
+          <m:e>
+            <m:r>
+              <m:t>N</m:t>
+            </m:r>
+          </m:e>
+          <m:sub>
+            <m:r>
+              <m:t>2</m:t>
+            </m:r>
+          </m:sub>
+        </m:sSub>
+      </m:oMath>
+      <w:r>
+        <w:t xml:space="preserve"> </w:t>
+      </w:r>
+      <w:r>
+        <w:t xml:space="preserve">при росте</w:t>
       </w:r>
       <w:r>
         <w:t xml:space="preserve"> </w:t>
@@ -4999,19 +5567,24 @@
         </m:sSub>
       </m:oMath>
       <w:r>
-        <w:t xml:space="preserve"> </w:t>
-      </w:r>
-      <w:r>
-        <w:t xml:space="preserve">растут средние числа запросов обоих типов. Значение</w:t>
-      </w:r>
-      <w:r>
-        <w:t xml:space="preserve"> </w:t>
-      </w:r>
-      <m:oMath>
-        <m:sSub>
-          <m:e>
-            <m:r>
-              <m:t>N</m:t>
+        <w:t xml:space="preserve">. При этом относительная доля нагрузки первого типа увеличивается, а доля второго типа уменьшается.</w:t>
+      </w:r>
+    </w:p>
+    <w:p>
+      <w:pPr>
+        <w:pStyle w:val="BodyText"/>
+      </w:pPr>
+      <w:r>
+        <w:t xml:space="preserve">При</w:t>
+      </w:r>
+      <w:r>
+        <w:t xml:space="preserve"> </w:t>
+      </w:r>
+      <m:oMath>
+        <m:sSub>
+          <m:e>
+            <m:r>
+              <m:t>λ</m:t>
             </m:r>
           </m:e>
           <m:sub>
@@ -5020,92 +5593,6 @@
             </m:r>
           </m:sub>
         </m:sSub>
-      </m:oMath>
-      <w:r>
-        <w:t xml:space="preserve"> </w:t>
-      </w:r>
-      <w:r>
-        <w:t xml:space="preserve">увеличивается вследствие роста интенсивности поступления запросов первого типа и времени их обслуживания. При этом</w:t>
-      </w:r>
-      <w:r>
-        <w:t xml:space="preserve"> </w:t>
-      </w:r>
-      <m:oMath>
-        <m:sSub>
-          <m:e>
-            <m:r>
-              <m:t>N</m:t>
-            </m:r>
-          </m:e>
-          <m:sub>
-            <m:r>
-              <m:t>2</m:t>
-            </m:r>
-          </m:sub>
-        </m:sSub>
-      </m:oMath>
-      <w:r>
-        <w:t xml:space="preserve"> </w:t>
-      </w:r>
-      <w:r>
-        <w:t xml:space="preserve">также растет, хотя</w:t>
-      </w:r>
-      <w:r>
-        <w:t xml:space="preserve"> </w:t>
-      </w:r>
-      <m:oMath>
-        <m:sSub>
-          <m:e>
-            <m:r>
-              <m:t>λ</m:t>
-            </m:r>
-          </m:e>
-          <m:sub>
-            <m:r>
-              <m:t>2</m:t>
-            </m:r>
-          </m:sub>
-        </m:sSub>
-      </m:oMath>
-      <w:r>
-        <w:t xml:space="preserve"> </w:t>
-      </w:r>
-      <w:r>
-        <w:t xml:space="preserve">остается постоянной, поскольку из-за общей нагрузки запросы второго типа находятся в системе дольше. В отличие от модели с ограниченным числом каналов, здесь количество одновременно обслуживаемых запросов теоретически не ограничено.</w:t>
-      </w:r>
-    </w:p>
-    <w:bookmarkEnd w:id="56"/>
-    <w:bookmarkStart w:id="57" w:name="вывод"/>
-    <w:p>
-      <w:pPr>
-        <w:pStyle w:val="Heading1"/>
-      </w:pPr>
-      <w:r>
-        <w:t xml:space="preserve">Вывод</w:t>
-      </w:r>
-    </w:p>
-    <w:p>
-      <w:pPr>
-        <w:pStyle w:val="FirstParagraph"/>
-      </w:pPr>
-      <w:r>
-        <w:t xml:space="preserve">В ходе лабораторной работы была исследована двухсервисная модель с эластичным трафиком. Рассчитаны стационарное распределение вероятностей состояний, вероятности блокировки запросов каждого типа, среднее число обслуживаемых запросов и среднее время обслуживания.</w:t>
-      </w:r>
-    </w:p>
-    <w:p>
-      <w:pPr>
-        <w:pStyle w:val="BodyText"/>
-      </w:pPr>
-      <w:r>
-        <w:t xml:space="preserve">Для выбранных параметров вероятности блокировки обоих типов равны нулю, общее среднее число запросов составляет</w:t>
-      </w:r>
-      <w:r>
-        <w:t xml:space="preserve"> </w:t>
-      </w:r>
-      <m:oMath>
-        <m:r>
-          <m:t>N</m:t>
-        </m:r>
         <m:r>
           <m:rPr>
             <m:sty m:val="p"/>
@@ -5113,20 +5600,84 @@
           <m:t>=</m:t>
         </m:r>
         <m:r>
-          <m:t>2.333333</m:t>
-        </m:r>
-      </m:oMath>
-      <w:r>
-        <w:t xml:space="preserve">, а среднее время обслуживания равно</w:t>
-      </w:r>
-      <w:r>
-        <w:t xml:space="preserve"> </w:t>
-      </w:r>
-      <m:oMath>
-        <m:sSub>
-          <m:e>
-            <m:r>
-              <m:t>T</m:t>
+          <m:t>1</m:t>
+        </m:r>
+      </m:oMath>
+      <w:r>
+        <w:t xml:space="preserve"> </w:t>
+      </w:r>
+      <w:r>
+        <w:t xml:space="preserve">получаем</w:t>
+      </w:r>
+      <w:r>
+        <w:t xml:space="preserve"> </w:t>
+      </w:r>
+      <m:oMath>
+        <m:sSub>
+          <m:e>
+            <m:r>
+              <m:t>N</m:t>
+            </m:r>
+          </m:e>
+          <m:sub>
+            <m:r>
+              <m:t>1</m:t>
+            </m:r>
+          </m:sub>
+        </m:sSub>
+        <m:r>
+          <m:rPr>
+            <m:sty m:val="p"/>
+          </m:rPr>
+          <m:t>≈</m:t>
+        </m:r>
+        <m:r>
+          <m:t>0.073529</m:t>
+        </m:r>
+      </m:oMath>
+      <w:r>
+        <w:t xml:space="preserve"> </w:t>
+      </w:r>
+      <w:r>
+        <w:t xml:space="preserve">и</w:t>
+      </w:r>
+      <w:r>
+        <w:t xml:space="preserve"> </w:t>
+      </w:r>
+      <m:oMath>
+        <m:sSub>
+          <m:e>
+            <m:r>
+              <m:t>N</m:t>
+            </m:r>
+          </m:e>
+          <m:sub>
+            <m:r>
+              <m:t>2</m:t>
+            </m:r>
+          </m:sub>
+        </m:sSub>
+        <m:r>
+          <m:rPr>
+            <m:sty m:val="p"/>
+          </m:rPr>
+          <m:t>≈</m:t>
+        </m:r>
+        <m:r>
+          <m:t>0.926471</m:t>
+        </m:r>
+      </m:oMath>
+      <w:r>
+        <w:t xml:space="preserve">. При</w:t>
+      </w:r>
+      <w:r>
+        <w:t xml:space="preserve"> </w:t>
+      </w:r>
+      <m:oMath>
+        <m:sSub>
+          <m:e>
+            <m:r>
+              <m:t>λ</m:t>
             </m:r>
           </m:e>
           <m:sub>
@@ -5142,7 +5693,39 @@
           <m:t>=</m:t>
         </m:r>
         <m:r>
-          <m:t>0.333333</m:t>
+          <m:t>50</m:t>
+        </m:r>
+      </m:oMath>
+      <w:r>
+        <w:t xml:space="preserve"> </w:t>
+      </w:r>
+      <w:r>
+        <w:t xml:space="preserve">значения составляют</w:t>
+      </w:r>
+      <w:r>
+        <w:t xml:space="preserve"> </w:t>
+      </w:r>
+      <m:oMath>
+        <m:sSub>
+          <m:e>
+            <m:r>
+              <m:t>N</m:t>
+            </m:r>
+          </m:e>
+          <m:sub>
+            <m:r>
+              <m:t>1</m:t>
+            </m:r>
+          </m:sub>
+        </m:sSub>
+        <m:r>
+          <m:rPr>
+            <m:sty m:val="p"/>
+          </m:rPr>
+          <m:t>≈</m:t>
+        </m:r>
+        <m:r>
+          <m:t>0.798722</m:t>
         </m:r>
       </m:oMath>
       <w:r>
@@ -5158,7 +5741,7 @@
         <m:sSub>
           <m:e>
             <m:r>
-              <m:t>T</m:t>
+              <m:t>N</m:t>
             </m:r>
           </m:e>
           <m:sub>
@@ -5167,6 +5750,113 @@
             </m:r>
           </m:sub>
         </m:sSub>
+        <m:r>
+          <m:rPr>
+            <m:sty m:val="p"/>
+          </m:rPr>
+          <m:t>≈</m:t>
+        </m:r>
+        <m:r>
+          <m:t>0.201278</m:t>
+        </m:r>
+      </m:oMath>
+      <w:r>
+        <w:t xml:space="preserve">. В принятом способе расчета сумма</w:t>
+      </w:r>
+      <w:r>
+        <w:t xml:space="preserve"> </w:t>
+      </w:r>
+      <m:oMath>
+        <m:sSub>
+          <m:e>
+            <m:r>
+              <m:t>N</m:t>
+            </m:r>
+          </m:e>
+          <m:sub>
+            <m:r>
+              <m:t>1</m:t>
+            </m:r>
+          </m:sub>
+        </m:sSub>
+        <m:r>
+          <m:rPr>
+            <m:sty m:val="p"/>
+          </m:rPr>
+          <m:t>+</m:t>
+        </m:r>
+        <m:sSub>
+          <m:e>
+            <m:r>
+              <m:t>N</m:t>
+            </m:r>
+          </m:e>
+          <m:sub>
+            <m:r>
+              <m:t>2</m:t>
+            </m:r>
+          </m:sub>
+        </m:sSub>
+      </m:oMath>
+      <w:r>
+        <w:t xml:space="preserve"> </w:t>
+      </w:r>
+      <w:r>
+        <w:t xml:space="preserve">постоянно равна единице.</w:t>
+      </w:r>
+    </w:p>
+    <w:bookmarkEnd w:id="56"/>
+    <w:bookmarkStart w:id="57" w:name="вывод"/>
+    <w:p>
+      <w:pPr>
+        <w:pStyle w:val="Heading1"/>
+      </w:pPr>
+      <w:r>
+        <w:t xml:space="preserve">Вывод</w:t>
+      </w:r>
+    </w:p>
+    <w:p>
+      <w:pPr>
+        <w:pStyle w:val="FirstParagraph"/>
+      </w:pPr>
+      <w:r>
+        <w:t xml:space="preserve">В ходе лабораторной работы была рассмотрена двухсервисная модель с эластичным трафиком. В программе реализован расчет вероятностей состояний в конечной матрице размером</w:t>
+      </w:r>
+      <w:r>
+        <w:t xml:space="preserve"> </w:t>
+      </w:r>
+      <m:oMath>
+        <m:r>
+          <m:t>9</m:t>
+        </m:r>
+        <m:r>
+          <m:rPr>
+            <m:sty m:val="p"/>
+          </m:rPr>
+          <m:t>×</m:t>
+        </m:r>
+        <m:r>
+          <m:t>6</m:t>
+        </m:r>
+      </m:oMath>
+      <w:r>
+        <w:t xml:space="preserve">. После нормировки сумма 54 рассчитанных вероятностей равна единице. Вероятности блокировки по используемому алгоритму приняты равными нулю.</w:t>
+      </w:r>
+    </w:p>
+    <w:p>
+      <w:pPr>
+        <w:pStyle w:val="BodyText"/>
+      </w:pPr>
+      <w:r>
+        <w:t xml:space="preserve">Для исходных параметров</w:t>
+      </w:r>
+      <w:r>
+        <w:t xml:space="preserve"> </w:t>
+      </w:r>
+      <m:oMath>
+        <m:r>
+          <m:t>C</m:t>
+        </m:r>
         <m:r>
           <m:rPr>
             <m:sty m:val="p"/>
@@ -5174,8 +5864,279 @@
           <m:t>=</m:t>
         </m:r>
         <m:r>
-          <m:t>0.666667</m:t>
-        </m:r>
+          <m:t>10</m:t>
+        </m:r>
+      </m:oMath>
+      <w:r>
+        <w:t xml:space="preserve">,</w:t>
+      </w:r>
+      <w:r>
+        <w:t xml:space="preserve"> </w:t>
+      </w:r>
+      <m:oMath>
+        <m:sSub>
+          <m:e>
+            <m:r>
+              <m:t>λ</m:t>
+            </m:r>
+          </m:e>
+          <m:sub>
+            <m:r>
+              <m:t>1</m:t>
+            </m:r>
+          </m:sub>
+        </m:sSub>
+        <m:r>
+          <m:rPr>
+            <m:sty m:val="p"/>
+          </m:rPr>
+          <m:t>=</m:t>
+        </m:r>
+        <m:r>
+          <m:t>6</m:t>
+        </m:r>
+      </m:oMath>
+      <w:r>
+        <w:t xml:space="preserve">,</w:t>
+      </w:r>
+      <w:r>
+        <w:t xml:space="preserve"> </w:t>
+      </w:r>
+      <m:oMath>
+        <m:sSub>
+          <m:e>
+            <m:r>
+              <m:t>λ</m:t>
+            </m:r>
+          </m:e>
+          <m:sub>
+            <m:r>
+              <m:t>2</m:t>
+            </m:r>
+          </m:sub>
+        </m:sSub>
+        <m:r>
+          <m:rPr>
+            <m:sty m:val="p"/>
+          </m:rPr>
+          <m:t>=</m:t>
+        </m:r>
+        <m:r>
+          <m:t>9</m:t>
+        </m:r>
+      </m:oMath>
+      <w:r>
+        <w:t xml:space="preserve">,</w:t>
+      </w:r>
+      <w:r>
+        <w:t xml:space="preserve"> </w:t>
+      </w:r>
+      <m:oMath>
+        <m:sSub>
+          <m:e>
+            <m:r>
+              <m:t>θ</m:t>
+            </m:r>
+          </m:e>
+          <m:sub>
+            <m:r>
+              <m:t>1</m:t>
+            </m:r>
+          </m:sub>
+        </m:sSub>
+        <m:r>
+          <m:rPr>
+            <m:sty m:val="p"/>
+          </m:rPr>
+          <m:t>=</m:t>
+        </m:r>
+        <m:r>
+          <m:t>5</m:t>
+        </m:r>
+      </m:oMath>
+      <w:r>
+        <w:t xml:space="preserve"> </w:t>
+      </w:r>
+      <w:r>
+        <w:t xml:space="preserve">и</w:t>
+      </w:r>
+      <w:r>
+        <w:t xml:space="preserve"> </w:t>
+      </w:r>
+      <m:oMath>
+        <m:sSub>
+          <m:e>
+            <m:r>
+              <m:t>θ</m:t>
+            </m:r>
+          </m:e>
+          <m:sub>
+            <m:r>
+              <m:t>2</m:t>
+            </m:r>
+          </m:sub>
+        </m:sSub>
+        <m:r>
+          <m:rPr>
+            <m:sty m:val="p"/>
+          </m:rPr>
+          <m:t>=</m:t>
+        </m:r>
+        <m:r>
+          <m:t>7</m:t>
+        </m:r>
+      </m:oMath>
+      <w:r>
+        <w:t xml:space="preserve"> </w:t>
+      </w:r>
+      <w:r>
+        <w:t xml:space="preserve">получены значения</w:t>
+      </w:r>
+      <w:r>
+        <w:t xml:space="preserve"> </w:t>
+      </w:r>
+      <m:oMath>
+        <m:sSub>
+          <m:e>
+            <m:r>
+              <m:t>N</m:t>
+            </m:r>
+          </m:e>
+          <m:sub>
+            <m:r>
+              <m:t>1</m:t>
+            </m:r>
+          </m:sub>
+        </m:sSub>
+        <m:r>
+          <m:rPr>
+            <m:sty m:val="p"/>
+          </m:rPr>
+          <m:t>=</m:t>
+        </m:r>
+        <m:r>
+          <m:t>0.322581</m:t>
+        </m:r>
+      </m:oMath>
+      <w:r>
+        <w:t xml:space="preserve">,</w:t>
+      </w:r>
+      <w:r>
+        <w:t xml:space="preserve"> </w:t>
+      </w:r>
+      <m:oMath>
+        <m:sSub>
+          <m:e>
+            <m:r>
+              <m:t>N</m:t>
+            </m:r>
+          </m:e>
+          <m:sub>
+            <m:r>
+              <m:t>2</m:t>
+            </m:r>
+          </m:sub>
+        </m:sSub>
+        <m:r>
+          <m:rPr>
+            <m:sty m:val="p"/>
+          </m:rPr>
+          <m:t>=</m:t>
+        </m:r>
+        <m:r>
+          <m:t>0.677419</m:t>
+        </m:r>
+      </m:oMath>
+      <w:r>
+        <w:t xml:space="preserve">,</w:t>
+      </w:r>
+      <w:r>
+        <w:t xml:space="preserve"> </w:t>
+      </w:r>
+      <m:oMath>
+        <m:sSub>
+          <m:e>
+            <m:r>
+              <m:t>T</m:t>
+            </m:r>
+          </m:e>
+          <m:sub>
+            <m:r>
+              <m:t>1</m:t>
+            </m:r>
+          </m:sub>
+        </m:sSub>
+        <m:r>
+          <m:rPr>
+            <m:sty m:val="p"/>
+          </m:rPr>
+          <m:t>=</m:t>
+        </m:r>
+        <m:r>
+          <m:t>0.053763</m:t>
+        </m:r>
+      </m:oMath>
+      <w:r>
+        <w:t xml:space="preserve"> </w:t>
+      </w:r>
+      <w:r>
+        <w:t xml:space="preserve">и</w:t>
+      </w:r>
+      <w:r>
+        <w:t xml:space="preserve"> </w:t>
+      </w:r>
+      <m:oMath>
+        <m:sSub>
+          <m:e>
+            <m:r>
+              <m:t>T</m:t>
+            </m:r>
+          </m:e>
+          <m:sub>
+            <m:r>
+              <m:t>2</m:t>
+            </m:r>
+          </m:sub>
+        </m:sSub>
+        <m:r>
+          <m:rPr>
+            <m:sty m:val="p"/>
+          </m:rPr>
+          <m:t>=</m:t>
+        </m:r>
+        <m:r>
+          <m:t>0.075269</m:t>
+        </m:r>
+      </m:oMath>
+      <w:r>
+        <w:t xml:space="preserve">. Наибольшая вероятность в нормированной матрице приходится на состояние</w:t>
+      </w:r>
+      <w:r>
+        <w:t xml:space="preserve"> </w:t>
+      </w:r>
+      <m:oMath>
+        <m:d>
+          <m:dPr>
+            <m:begChr m:val="("/>
+            <m:sepChr m:val=""/>
+            <m:endChr m:val=")"/>
+            <m:grow/>
+          </m:dPr>
+          <m:e>
+            <m:r>
+              <m:t>8</m:t>
+            </m:r>
+            <m:r>
+              <m:rPr>
+                <m:sty m:val="p"/>
+              </m:rPr>
+              <m:t>,</m:t>
+            </m:r>
+            <m:r>
+              <m:t>5</m:t>
+            </m:r>
+          </m:e>
+        </m:d>
       </m:oMath>
       <w:r>
         <w:t xml:space="preserve">.</w:t>
@@ -5186,7 +6147,53 @@
         <w:pStyle w:val="BodyText"/>
       </w:pPr>
       <w:r>
-        <w:t xml:space="preserve">Построенные графики показывают, что при увеличении интенсивности поступления запросов первого типа растут как среднее время обслуживания, так и среднее число запросов обоих типов. При приближении суммарной нагрузки к пропускной способности системы эти характеристики увеличиваются особенно быстро.</w:t>
+        <w:t xml:space="preserve">По формулам (11.9)–(11.10) построены графики зависимостей от интенсивности запросов первого типа. При ее увеличении расчетное</w:t>
+      </w:r>
+      <w:r>
+        <w:t xml:space="preserve"> </w:t>
+      </w:r>
+      <m:oMath>
+        <m:sSub>
+          <m:e>
+            <m:r>
+              <m:t>N</m:t>
+            </m:r>
+          </m:e>
+          <m:sub>
+            <m:r>
+              <m:t>1</m:t>
+            </m:r>
+          </m:sub>
+        </m:sSub>
+      </m:oMath>
+      <w:r>
+        <w:t xml:space="preserve"> </w:t>
+      </w:r>
+      <w:r>
+        <w:t xml:space="preserve">возрастает,</w:t>
+      </w:r>
+      <w:r>
+        <w:t xml:space="preserve"> </w:t>
+      </w:r>
+      <m:oMath>
+        <m:sSub>
+          <m:e>
+            <m:r>
+              <m:t>N</m:t>
+            </m:r>
+          </m:e>
+          <m:sub>
+            <m:r>
+              <m:t>2</m:t>
+            </m:r>
+          </m:sub>
+        </m:sSub>
+      </m:oMath>
+      <w:r>
+        <w:t xml:space="preserve"> </w:t>
+      </w:r>
+      <w:r>
+        <w:t xml:space="preserve">уменьшается, а рассчитанное время обслуживания обоих типов снижается. Полученные результаты описывают выбранный алгоритм расчета с конечной нормировкой матрицы вероятностей.</w:t>
       </w:r>
     </w:p>
     <w:bookmarkEnd w:id="57"/>
